--- a/book/docx-por-capitulo/capitulo-17-produccion.docx
+++ b/book/docx-por-capitulo/capitulo-17-produccion.docx
@@ -26,7 +26,7 @@
       <w:pPr>
         <w:pStyle w:val="Endure-Subhead"/>
         <w:keepNext/>
-        <w:spacing w:before="240" w:after="60"/>
+        <w:spacing w:before="240" w:after="60" w:line="240" w:lineRule="auto"/>
         <w:outlineLvl w:val="1"/>
       </w:pPr>
       <w:r>
@@ -39,7 +39,7 @@
     <w:p>
       <w:pPr>
         <w:pStyle w:val="Endure-FirstParagraphBodyText"/>
-        <w:spacing w:before="100" w:after="100"/>
+        <w:spacing w:before="100" w:after="100" w:line="240" w:lineRule="auto"/>
       </w:pPr>
       <w:r>
         <w:rPr>
@@ -51,7 +51,7 @@
     <w:p>
       <w:pPr>
         <w:pStyle w:val="Endure-ChapterBodyText"/>
-        <w:spacing w:before="100" w:after="100"/>
+        <w:spacing w:before="100" w:after="100" w:line="240" w:lineRule="auto"/>
       </w:pPr>
       <w:r>
         <w:rPr>
@@ -63,7 +63,7 @@
     <w:p>
       <w:pPr>
         <w:pStyle w:val="Endure-ChapterBodyText"/>
-        <w:spacing w:before="40" w:after="40"/>
+        <w:spacing w:before="40" w:after="40" w:line="240" w:lineRule="auto"/>
         <w:ind w:left="360" w:hanging="216"/>
       </w:pPr>
       <w:r>
@@ -89,7 +89,7 @@
     <w:p>
       <w:pPr>
         <w:pStyle w:val="Endure-ChapterBodyText"/>
-        <w:spacing w:before="40" w:after="40"/>
+        <w:spacing w:before="40" w:after="40" w:line="240" w:lineRule="auto"/>
         <w:ind w:left="360" w:hanging="216"/>
       </w:pPr>
       <w:r>
@@ -115,7 +115,7 @@
     <w:p>
       <w:pPr>
         <w:pStyle w:val="Endure-ChapterBodyText"/>
-        <w:spacing w:before="40" w:after="40"/>
+        <w:spacing w:before="40" w:after="40" w:line="240" w:lineRule="auto"/>
         <w:ind w:left="360" w:hanging="216"/>
       </w:pPr>
       <w:r>
@@ -141,7 +141,7 @@
     <w:p>
       <w:pPr>
         <w:pStyle w:val="Endure-ChapterBodyText"/>
-        <w:spacing w:before="40" w:after="40"/>
+        <w:spacing w:before="40" w:after="40" w:line="240" w:lineRule="auto"/>
         <w:ind w:left="360" w:hanging="216"/>
       </w:pPr>
       <w:r>
@@ -167,7 +167,7 @@
     <w:p>
       <w:pPr>
         <w:pStyle w:val="Endure-ChapterBodyText"/>
-        <w:spacing w:before="40" w:after="40"/>
+        <w:spacing w:before="40" w:after="40" w:line="240" w:lineRule="auto"/>
         <w:ind w:left="360" w:hanging="216"/>
       </w:pPr>
       <w:r>
@@ -251,20 +251,20 @@
       <w:pPr>
         <w:pStyle w:val="Endure-Subhead"/>
         <w:keepNext/>
-        <w:spacing w:before="240" w:after="60"/>
+        <w:spacing w:before="240" w:after="60" w:line="240" w:lineRule="auto"/>
         <w:outlineLvl w:val="1"/>
       </w:pPr>
       <w:r>
         <w:rPr>
           <w:sz w:val="24"/>
         </w:rPr>
-        <w:t>15.0 Arquitectura de Arranque Limpio</w:t>
+        <w:t>17.0 Arquitectura de Arranque Limpio</w:t>
       </w:r>
     </w:p>
     <w:p>
       <w:pPr>
         <w:pStyle w:val="Endure-FirstParagraphBodyText"/>
-        <w:spacing w:before="100" w:after="100"/>
+        <w:spacing w:before="100" w:after="100" w:line="240" w:lineRule="auto"/>
       </w:pPr>
       <w:r>
         <w:rPr>
@@ -315,7 +315,7 @@
     <w:p>
       <w:pPr>
         <w:pStyle w:val="Endure-ChapterBodyText"/>
-        <w:spacing w:before="100" w:after="100"/>
+        <w:spacing w:before="100" w:after="100" w:line="240" w:lineRule="auto"/>
       </w:pPr>
       <w:r>
         <w:rPr>
@@ -341,14 +341,14 @@
       <w:pPr>
         <w:pStyle w:val="Endure-Subhead"/>
         <w:keepNext/>
-        <w:spacing w:before="160" w:after="60"/>
+        <w:spacing w:before="160" w:after="60" w:line="240" w:lineRule="auto"/>
         <w:outlineLvl w:val="2"/>
       </w:pPr>
       <w:r>
         <w:rPr>
           <w:sz w:val="22"/>
         </w:rPr>
-        <w:t>15.0.1 Estado Objetivo del Sistema tras el Boot</w:t>
+        <w:t>17.0.1 Estado Objetivo del Sistema tras el Boot</w:t>
       </w:r>
     </w:p>
     <w:p>
@@ -371,7 +371,7 @@
                     <pic:cNvPicPr/>
                   </pic:nvPicPr>
                   <pic:blipFill>
-                    <a:blip r:embed="rId46"/>
+                    <a:blip r:embed="rId51"/>
                     <a:stretch>
                       <a:fillRect/>
                     </a:stretch>
@@ -393,7 +393,7 @@
     <w:p>
       <w:pPr>
         <w:pStyle w:val="Endure-CopyrightPage"/>
-        <w:spacing w:before="40" w:after="160"/>
+        <w:spacing w:before="40" w:after="160" w:line="240" w:lineRule="auto"/>
         <w:jc w:val="center"/>
       </w:pPr>
       <w:r>
@@ -745,7 +745,7 @@
     <w:p>
       <w:pPr>
         <w:pStyle w:val="Endure-ChapterBodyText"/>
-        <w:spacing w:before="100" w:after="100"/>
+        <w:spacing w:before="100" w:after="100" w:line="240" w:lineRule="auto"/>
       </w:pPr>
       <w:r>
         <w:rPr>
@@ -892,20 +892,20 @@
       <w:pPr>
         <w:pStyle w:val="Endure-Subhead"/>
         <w:keepNext/>
-        <w:spacing w:before="160" w:after="60"/>
+        <w:spacing w:before="160" w:after="60" w:line="240" w:lineRule="auto"/>
         <w:outlineLvl w:val="2"/>
       </w:pPr>
       <w:r>
         <w:rPr>
           <w:sz w:val="22"/>
         </w:rPr>
-        <w:t>15.0.2 Procedimiento: Configurar el Arranque Limpio</w:t>
+        <w:t>17.0.2 Procedimiento: Configurar el Arranque Limpio</w:t>
       </w:r>
     </w:p>
     <w:p>
       <w:pPr>
         <w:pStyle w:val="Endure-FirstParagraphBodyText"/>
-        <w:spacing w:before="100" w:after="100"/>
+        <w:spacing w:before="100" w:after="100" w:line="240" w:lineRule="auto"/>
       </w:pPr>
       <w:r>
         <w:rPr>
@@ -930,7 +930,7 @@
     <w:p>
       <w:pPr>
         <w:pStyle w:val="Endure-ChapterBodyText"/>
-        <w:spacing w:before="100" w:after="100"/>
+        <w:spacing w:before="100" w:after="100" w:line="240" w:lineRule="auto"/>
       </w:pPr>
       <w:r>
         <w:rPr>
@@ -1109,7 +1109,7 @@
     <w:p>
       <w:pPr>
         <w:pStyle w:val="Endure-ChapterBodyText"/>
-        <w:spacing w:before="100" w:after="100"/>
+        <w:spacing w:before="100" w:after="100" w:line="240" w:lineRule="auto"/>
       </w:pPr>
       <w:r>
         <w:rPr>
@@ -1122,7 +1122,7 @@
     <w:p>
       <w:pPr>
         <w:pStyle w:val="Endure-ChapterBodyText"/>
-        <w:spacing w:before="100" w:after="100"/>
+        <w:spacing w:before="100" w:after="100" w:line="240" w:lineRule="auto"/>
       </w:pPr>
       <w:r>
         <w:rPr>
@@ -1479,7 +1479,7 @@
     <w:p>
       <w:pPr>
         <w:pStyle w:val="Endure-ChapterBodyText"/>
-        <w:spacing w:before="100" w:after="100"/>
+        <w:spacing w:before="100" w:after="100" w:line="240" w:lineRule="auto"/>
       </w:pPr>
       <w:r>
         <w:rPr>
@@ -1750,7 +1750,7 @@
     <w:p>
       <w:pPr>
         <w:pStyle w:val="Endure-ChapterBodyText"/>
-        <w:spacing w:before="100" w:after="100"/>
+        <w:spacing w:before="100" w:after="100" w:line="240" w:lineRule="auto"/>
       </w:pPr>
       <w:r>
         <w:rPr>
@@ -1961,7 +1961,7 @@
     <w:p>
       <w:pPr>
         <w:pStyle w:val="Endure-ChapterBodyText"/>
-        <w:spacing w:before="100" w:after="100"/>
+        <w:spacing w:before="100" w:after="100" w:line="240" w:lineRule="auto"/>
       </w:pPr>
       <w:r>
         <w:rPr>
@@ -2168,7 +2168,7 @@
     <w:p>
       <w:pPr>
         <w:pStyle w:val="Endure-ChapterBodyText"/>
-        <w:spacing w:before="100" w:after="100"/>
+        <w:spacing w:before="100" w:after="100" w:line="240" w:lineRule="auto"/>
       </w:pPr>
       <w:r>
         <w:rPr>
@@ -2229,7 +2229,7 @@
     <w:p>
       <w:pPr>
         <w:pStyle w:val="Endure-ChapterBodyText"/>
-        <w:spacing w:before="100" w:after="100"/>
+        <w:spacing w:before="100" w:after="100" w:line="240" w:lineRule="auto"/>
       </w:pPr>
       <w:r>
         <w:rPr>
@@ -2807,7 +2807,7 @@
     <w:p>
       <w:pPr>
         <w:pStyle w:val="Endure-ChapterBodyText"/>
-        <w:spacing w:before="100" w:after="100"/>
+        <w:spacing w:before="100" w:after="100" w:line="240" w:lineRule="auto"/>
       </w:pPr>
       <w:r>
         <w:rPr>
@@ -2820,14 +2820,14 @@
       <w:pPr>
         <w:pStyle w:val="Endure-Subhead"/>
         <w:keepNext/>
-        <w:spacing w:before="160" w:after="60"/>
+        <w:spacing w:before="160" w:after="60" w:line="240" w:lineRule="auto"/>
         <w:outlineLvl w:val="2"/>
       </w:pPr>
       <w:r>
         <w:rPr>
           <w:sz w:val="22"/>
         </w:rPr>
-        <w:t>15.0.3 Regla de Operación</w:t>
+        <w:t>17.0.3 Regla de Operación</w:t>
       </w:r>
     </w:p>
     <w:tbl>
@@ -2926,20 +2926,20 @@
       <w:pPr>
         <w:pStyle w:val="Endure-Subhead"/>
         <w:keepNext/>
-        <w:spacing w:before="240" w:after="60"/>
+        <w:spacing w:before="240" w:after="60" w:line="240" w:lineRule="auto"/>
         <w:outlineLvl w:val="1"/>
       </w:pPr>
       <w:r>
         <w:rPr>
           <w:sz w:val="24"/>
         </w:rPr>
-        <w:t>15.1 Endurecimiento del Sistema</w:t>
+        <w:t>17.1 Endurecimiento del Sistema</w:t>
       </w:r>
     </w:p>
     <w:p>
       <w:pPr>
         <w:pStyle w:val="Endure-FirstParagraphBodyText"/>
-        <w:spacing w:before="100" w:after="100"/>
+        <w:spacing w:before="100" w:after="100" w:line="240" w:lineRule="auto"/>
       </w:pPr>
       <w:r>
         <w:rPr>
@@ -2951,7 +2951,7 @@
     <w:p>
       <w:pPr>
         <w:pStyle w:val="Endure-ChapterBodyText"/>
-        <w:spacing w:before="40" w:after="40"/>
+        <w:spacing w:before="40" w:after="40" w:line="240" w:lineRule="auto"/>
         <w:ind w:left="360" w:hanging="216"/>
       </w:pPr>
       <w:r>
@@ -2977,7 +2977,7 @@
     <w:p>
       <w:pPr>
         <w:pStyle w:val="Endure-ChapterBodyText"/>
-        <w:spacing w:before="40" w:after="40"/>
+        <w:spacing w:before="40" w:after="40" w:line="240" w:lineRule="auto"/>
         <w:ind w:left="360" w:hanging="216"/>
       </w:pPr>
       <w:r>
@@ -3003,7 +3003,7 @@
     <w:p>
       <w:pPr>
         <w:pStyle w:val="Endure-ChapterBodyText"/>
-        <w:spacing w:before="40" w:after="40"/>
+        <w:spacing w:before="40" w:after="40" w:line="240" w:lineRule="auto"/>
         <w:ind w:left="360" w:hanging="216"/>
       </w:pPr>
       <w:r>
@@ -3035,20 +3035,20 @@
       <w:pPr>
         <w:pStyle w:val="Endure-Subhead"/>
         <w:keepNext/>
-        <w:spacing w:before="160" w:after="60"/>
+        <w:spacing w:before="160" w:after="60" w:line="240" w:lineRule="auto"/>
         <w:outlineLvl w:val="2"/>
       </w:pPr>
       <w:r>
         <w:rPr>
           <w:sz w:val="22"/>
         </w:rPr>
-        <w:t>15.1.1 Política de Restart para Contenedores LLM</w:t>
+        <w:t>17.1.1 Política de Restart para Contenedores LLM</w:t>
       </w:r>
     </w:p>
     <w:p>
       <w:pPr>
         <w:pStyle w:val="Endure-FirstParagraphBodyText"/>
-        <w:spacing w:before="100" w:after="100"/>
+        <w:spacing w:before="100" w:after="100" w:line="240" w:lineRule="auto"/>
       </w:pPr>
       <w:r>
         <w:rPr>
@@ -3689,20 +3689,20 @@
       <w:pPr>
         <w:pStyle w:val="Endure-Subhead"/>
         <w:keepNext/>
-        <w:spacing w:before="160" w:after="60"/>
+        <w:spacing w:before="160" w:after="60" w:line="240" w:lineRule="auto"/>
         <w:outlineLvl w:val="2"/>
       </w:pPr>
       <w:r>
         <w:rPr>
           <w:sz w:val="22"/>
         </w:rPr>
-        <w:t>15.1.2 Configuración de Ollama para Producción</w:t>
+        <w:t>17.1.2 Configuración de Ollama para Producción</w:t>
       </w:r>
     </w:p>
     <w:p>
       <w:pPr>
         <w:pStyle w:val="Endure-FirstParagraphBodyText"/>
-        <w:spacing w:before="100" w:after="100"/>
+        <w:spacing w:before="100" w:after="100" w:line="240" w:lineRule="auto"/>
       </w:pPr>
       <w:r>
         <w:rPr>
@@ -4190,20 +4190,20 @@
       <w:pPr>
         <w:pStyle w:val="Endure-Subhead"/>
         <w:keepNext/>
-        <w:spacing w:before="160" w:after="60"/>
+        <w:spacing w:before="160" w:after="60" w:line="240" w:lineRule="auto"/>
         <w:outlineLvl w:val="2"/>
       </w:pPr>
       <w:r>
         <w:rPr>
           <w:sz w:val="22"/>
         </w:rPr>
-        <w:t>15.1.3 Protección OOM del Kernel</w:t>
+        <w:t>17.1.3 Protección OOM del Kernel</w:t>
       </w:r>
     </w:p>
     <w:p>
       <w:pPr>
         <w:pStyle w:val="Endure-FirstParagraphBodyText"/>
-        <w:spacing w:before="100" w:after="100"/>
+        <w:spacing w:before="100" w:after="100" w:line="240" w:lineRule="auto"/>
       </w:pPr>
       <w:r>
         <w:rPr>
@@ -4677,14 +4677,14 @@
       <w:pPr>
         <w:pStyle w:val="Endure-Subhead"/>
         <w:keepNext/>
-        <w:spacing w:before="160" w:after="60"/>
+        <w:spacing w:before="160" w:after="60" w:line="240" w:lineRule="auto"/>
         <w:outlineLvl w:val="2"/>
       </w:pPr>
       <w:r>
         <w:rPr>
           <w:sz w:val="22"/>
         </w:rPr>
-        <w:t>15.1.4 Script de Hardening Completo (Ejecutar una Vez)</w:t>
+        <w:t>17.1.4 Script de Hardening Completo (Ejecutar una Vez)</w:t>
       </w:r>
     </w:p>
     <w:tbl>
@@ -6414,20 +6414,20 @@
       <w:pPr>
         <w:pStyle w:val="Endure-Subhead"/>
         <w:keepNext/>
-        <w:spacing w:before="160" w:after="60"/>
+        <w:spacing w:before="160" w:after="60" w:line="240" w:lineRule="auto"/>
         <w:outlineLvl w:val="2"/>
       </w:pPr>
       <w:r>
         <w:rPr>
           <w:sz w:val="22"/>
         </w:rPr>
-        <w:t>15.1.5 Cómo Revertir el Hardening (para usuarios que prefieren autostart)</w:t>
+        <w:t>17.1.5 Cómo Revertir el Hardening (para usuarios que prefieren autostart)</w:t>
       </w:r>
     </w:p>
     <w:p>
       <w:pPr>
         <w:pStyle w:val="Endure-FirstParagraphBodyText"/>
-        <w:spacing w:before="100" w:after="100"/>
+        <w:spacing w:before="100" w:after="100" w:line="240" w:lineRule="auto"/>
       </w:pPr>
       <w:r>
         <w:rPr>
@@ -7099,20 +7099,20 @@
       <w:pPr>
         <w:pStyle w:val="Endure-Subhead"/>
         <w:keepNext/>
-        <w:spacing w:before="240" w:after="60"/>
+        <w:spacing w:before="240" w:after="60" w:line="240" w:lineRule="auto"/>
         <w:outlineLvl w:val="1"/>
       </w:pPr>
       <w:r>
         <w:rPr>
           <w:sz w:val="24"/>
         </w:rPr>
-        <w:t>15.2 Firewall UFW — Control de Acceso a la Red</w:t>
+        <w:t>17.2 Firewall UFW — Control de Acceso a la Red</w:t>
       </w:r>
     </w:p>
     <w:p>
       <w:pPr>
         <w:pStyle w:val="Endure-FirstParagraphBodyText"/>
-        <w:spacing w:before="100" w:after="100"/>
+        <w:spacing w:before="100" w:after="100" w:line="240" w:lineRule="auto"/>
       </w:pPr>
       <w:r>
         <w:rPr>
@@ -7125,14 +7125,14 @@
       <w:pPr>
         <w:pStyle w:val="Endure-Subhead"/>
         <w:keepNext/>
-        <w:spacing w:before="160" w:after="60"/>
+        <w:spacing w:before="160" w:after="60" w:line="240" w:lineRule="auto"/>
         <w:outlineLvl w:val="2"/>
       </w:pPr>
       <w:r>
         <w:rPr>
           <w:sz w:val="22"/>
         </w:rPr>
-        <w:t>15.2.1 Activación y Reglas Base</w:t>
+        <w:t>17.2.1 Activación y Reglas Base</w:t>
       </w:r>
     </w:p>
     <w:tbl>
@@ -7950,14 +7950,14 @@
       <w:pPr>
         <w:pStyle w:val="Endure-Subhead"/>
         <w:keepNext/>
-        <w:spacing w:before="160" w:after="60"/>
+        <w:spacing w:before="160" w:after="60" w:line="240" w:lineRule="auto"/>
         <w:outlineLvl w:val="2"/>
       </w:pPr>
       <w:r>
         <w:rPr>
           <w:sz w:val="22"/>
         </w:rPr>
-        <w:t>15.2.2 Restricción a Red Local Únicamente (Más Seguro)</w:t>
+        <w:t>17.2.2 Restricción a Red Local Únicamente (Más Seguro)</w:t>
       </w:r>
     </w:p>
     <w:tbl>
@@ -8219,14 +8219,14 @@
       <w:pPr>
         <w:pStyle w:val="Endure-Subhead"/>
         <w:keepNext/>
-        <w:spacing w:before="160" w:after="60"/>
+        <w:spacing w:before="160" w:after="60" w:line="240" w:lineRule="auto"/>
         <w:outlineLvl w:val="2"/>
       </w:pPr>
       <w:r>
         <w:rPr>
           <w:sz w:val="22"/>
         </w:rPr>
-        <w:t>15.2.3 Gestión de UFW en el Día a Día</w:t>
+        <w:t>17.2.3 Gestión de UFW en el Día a Día</w:t>
       </w:r>
     </w:p>
     <w:tbl>
@@ -8523,20 +8523,20 @@
       <w:pPr>
         <w:pStyle w:val="Endure-Subhead"/>
         <w:keepNext/>
-        <w:spacing w:before="240" w:after="60"/>
+        <w:spacing w:before="240" w:after="60" w:line="240" w:lineRule="auto"/>
         <w:outlineLvl w:val="1"/>
       </w:pPr>
       <w:r>
         <w:rPr>
           <w:sz w:val="24"/>
         </w:rPr>
-        <w:t>15.3 Script de Arranque Inteligente (Startup)</w:t>
+        <w:t>17.3 Script de Arranque Inteligente (Startup)</w:t>
       </w:r>
     </w:p>
     <w:p>
       <w:pPr>
         <w:pStyle w:val="Endure-FirstParagraphBodyText"/>
-        <w:spacing w:before="100" w:after="100"/>
+        <w:spacing w:before="100" w:after="100" w:line="240" w:lineRule="auto"/>
       </w:pPr>
       <w:r>
         <w:rPr>
@@ -8561,7 +8561,7 @@
     <w:p>
       <w:pPr>
         <w:pStyle w:val="Endure-ChapterBodyText"/>
-        <w:spacing w:before="100" w:after="100"/>
+        <w:spacing w:before="100" w:after="100" w:line="240" w:lineRule="auto"/>
       </w:pPr>
       <w:r>
         <w:rPr>
@@ -9768,20 +9768,20 @@
       <w:pPr>
         <w:pStyle w:val="Endure-Subhead"/>
         <w:keepNext/>
-        <w:spacing w:before="160" w:after="60"/>
+        <w:spacing w:before="160" w:after="60" w:line="240" w:lineRule="auto"/>
         <w:outlineLvl w:val="2"/>
       </w:pPr>
       <w:r>
         <w:rPr>
           <w:sz w:val="22"/>
         </w:rPr>
-        <w:t>15.3.1 Ejecutar Startup Automáticamente al Arrancar (cron)</w:t>
+        <w:t>17.3.1 Ejecutar Startup Automáticamente al Arrancar (cron)</w:t>
       </w:r>
     </w:p>
     <w:p>
       <w:pPr>
         <w:pStyle w:val="Endure-FirstParagraphBodyText"/>
-        <w:spacing w:before="100" w:after="100"/>
+        <w:spacing w:before="100" w:after="100" w:line="240" w:lineRule="auto"/>
       </w:pPr>
       <w:r>
         <w:rPr>
@@ -9955,7 +9955,7 @@
     <w:p>
       <w:pPr>
         <w:pStyle w:val="Endure-ChapterBodyText"/>
-        <w:spacing w:before="100" w:after="100"/>
+        <w:spacing w:before="100" w:after="100" w:line="240" w:lineRule="auto"/>
       </w:pPr>
       <w:r>
         <w:rPr>
@@ -9981,20 +9981,20 @@
       <w:pPr>
         <w:pStyle w:val="Endure-Subhead"/>
         <w:keepNext/>
-        <w:spacing w:before="240" w:after="60"/>
+        <w:spacing w:before="240" w:after="60" w:line="240" w:lineRule="auto"/>
         <w:outlineLvl w:val="1"/>
       </w:pPr>
       <w:r>
         <w:rPr>
           <w:sz w:val="24"/>
         </w:rPr>
-        <w:t>15.4 Watchdog — Monitoreo y Recuperación Automática</w:t>
+        <w:t>17.4 Watchdog — Monitoreo y Recuperación Automática</w:t>
       </w:r>
     </w:p>
     <w:p>
       <w:pPr>
         <w:pStyle w:val="Endure-FirstParagraphBodyText"/>
-        <w:spacing w:before="100" w:after="100"/>
+        <w:spacing w:before="100" w:after="100" w:line="240" w:lineRule="auto"/>
       </w:pPr>
       <w:r>
         <w:rPr>
@@ -10007,14 +10007,14 @@
       <w:pPr>
         <w:pStyle w:val="Endure-Subhead"/>
         <w:keepNext/>
-        <w:spacing w:before="160" w:after="60"/>
+        <w:spacing w:before="160" w:after="60" w:line="240" w:lineRule="auto"/>
         <w:outlineLvl w:val="2"/>
       </w:pPr>
       <w:r>
         <w:rPr>
           <w:sz w:val="22"/>
         </w:rPr>
-        <w:t>15.4.1 Watchdog del Gateway OpenClaw</w:t>
+        <w:t>17.4.1 Watchdog del Gateway OpenClaw</w:t>
       </w:r>
     </w:p>
     <w:tbl>
@@ -10764,14 +10764,14 @@
       <w:pPr>
         <w:pStyle w:val="Endure-Subhead"/>
         <w:keepNext/>
-        <w:spacing w:before="160" w:after="60"/>
+        <w:spacing w:before="160" w:after="60" w:line="240" w:lineRule="auto"/>
         <w:outlineLvl w:val="2"/>
       </w:pPr>
       <w:r>
         <w:rPr>
           <w:sz w:val="22"/>
         </w:rPr>
-        <w:t>15.4.2 Script de Verificación del Stack Completo</w:t>
+        <w:t>17.4.2 Script de Verificación del Stack Completo</w:t>
       </w:r>
     </w:p>
     <w:tbl>
@@ -12632,28 +12632,28 @@
       <w:pPr>
         <w:pStyle w:val="Endure-Subhead"/>
         <w:keepNext/>
-        <w:spacing w:before="240" w:after="60"/>
+        <w:spacing w:before="240" w:after="60" w:line="240" w:lineRule="auto"/>
         <w:outlineLvl w:val="1"/>
       </w:pPr>
       <w:r>
         <w:rPr>
           <w:sz w:val="24"/>
         </w:rPr>
-        <w:t>15.5 Operación Diaria en Producción</w:t>
+        <w:t>17.5 Operación Diaria en Producción</w:t>
       </w:r>
     </w:p>
     <w:p>
       <w:pPr>
         <w:pStyle w:val="Endure-Subhead"/>
         <w:keepNext/>
-        <w:spacing w:before="160" w:after="60"/>
+        <w:spacing w:before="160" w:after="60" w:line="240" w:lineRule="auto"/>
         <w:outlineLvl w:val="2"/>
       </w:pPr>
       <w:r>
         <w:rPr>
           <w:sz w:val="22"/>
         </w:rPr>
-        <w:t>15.5.1 Rutina de Conexión SSH Diaria</w:t>
+        <w:t>17.5.1 Rutina de Conexión SSH Diaria</w:t>
       </w:r>
     </w:p>
     <w:tbl>
@@ -13081,20 +13081,20 @@
       <w:pPr>
         <w:pStyle w:val="Endure-Subhead"/>
         <w:keepNext/>
-        <w:spacing w:before="160" w:after="60"/>
+        <w:spacing w:before="160" w:after="60" w:line="240" w:lineRule="auto"/>
         <w:outlineLvl w:val="2"/>
       </w:pPr>
       <w:r>
         <w:rPr>
           <w:sz w:val="22"/>
         </w:rPr>
-        <w:t>15.5.2 Rutina Pre-Carga Pesada</w:t>
+        <w:t>17.5.2 Rutina Pre-Carga Pesada</w:t>
       </w:r>
     </w:p>
     <w:p>
       <w:pPr>
         <w:pStyle w:val="Endure-FirstParagraphBodyText"/>
-        <w:spacing w:before="100" w:after="100"/>
+        <w:spacing w:before="100" w:after="100" w:line="240" w:lineRule="auto"/>
       </w:pPr>
       <w:r>
         <w:rPr>
@@ -13418,14 +13418,14 @@
       <w:pPr>
         <w:pStyle w:val="Endure-Subhead"/>
         <w:keepNext/>
-        <w:spacing w:before="160" w:after="60"/>
+        <w:spacing w:before="160" w:after="60" w:line="240" w:lineRule="auto"/>
         <w:outlineLvl w:val="2"/>
       </w:pPr>
       <w:r>
         <w:rPr>
           <w:sz w:val="22"/>
         </w:rPr>
-        <w:t>15.5.3 Modos de Trabajo y sus Aliases</w:t>
+        <w:t>17.5.3 Modos de Trabajo y sus Aliases</w:t>
       </w:r>
     </w:p>
     <w:tbl>
@@ -14273,20 +14273,20 @@
       <w:pPr>
         <w:pStyle w:val="Endure-Subhead"/>
         <w:keepNext/>
-        <w:spacing w:before="240" w:after="60"/>
+        <w:spacing w:before="240" w:after="60" w:line="240" w:lineRule="auto"/>
         <w:outlineLvl w:val="1"/>
       </w:pPr>
       <w:r>
         <w:rPr>
           <w:sz w:val="24"/>
         </w:rPr>
-        <w:t>15.6 Mapa de Puertos y Servicios del Sistema en Producción</w:t>
+        <w:t>17.6 Mapa de Puertos y Servicios del Sistema en Producción</w:t>
       </w:r>
     </w:p>
     <w:p>
       <w:pPr>
         <w:pStyle w:val="Endure-FirstParagraphBodyText"/>
-        <w:spacing w:before="100" w:after="100"/>
+        <w:spacing w:before="100" w:after="100" w:line="240" w:lineRule="auto"/>
       </w:pPr>
       <w:r>
         <w:rPr>
@@ -14333,7 +14333,7 @@
           </w:tcPr>
           <w:p>
             <w:pPr>
-              <w:spacing w:before="0" w:after="0"/>
+              <w:spacing w:before="0" w:after="0" w:line="240" w:lineRule="auto"/>
               <w:jc w:val="center"/>
             </w:pPr>
             <w:r>
@@ -14366,7 +14366,7 @@
           </w:tcPr>
           <w:p>
             <w:pPr>
-              <w:spacing w:before="0" w:after="0"/>
+              <w:spacing w:before="0" w:after="0" w:line="240" w:lineRule="auto"/>
               <w:jc w:val="center"/>
             </w:pPr>
             <w:r>
@@ -14399,7 +14399,7 @@
           </w:tcPr>
           <w:p>
             <w:pPr>
-              <w:spacing w:before="0" w:after="0"/>
+              <w:spacing w:before="0" w:after="0" w:line="240" w:lineRule="auto"/>
               <w:jc w:val="center"/>
             </w:pPr>
             <w:r>
@@ -14432,7 +14432,7 @@
           </w:tcPr>
           <w:p>
             <w:pPr>
-              <w:spacing w:before="0" w:after="0"/>
+              <w:spacing w:before="0" w:after="0" w:line="240" w:lineRule="auto"/>
               <w:jc w:val="center"/>
             </w:pPr>
             <w:r>
@@ -14465,7 +14465,7 @@
           </w:tcPr>
           <w:p>
             <w:pPr>
-              <w:spacing w:before="0" w:after="0"/>
+              <w:spacing w:before="0" w:after="0" w:line="240" w:lineRule="auto"/>
               <w:jc w:val="center"/>
             </w:pPr>
             <w:r>
@@ -14503,7 +14503,7 @@
           </w:tcPr>
           <w:p>
             <w:pPr>
-              <w:spacing w:before="0" w:after="0"/>
+              <w:spacing w:before="0" w:after="0" w:line="240" w:lineRule="auto"/>
               <w:jc w:val="center"/>
             </w:pPr>
             <w:r>
@@ -14534,7 +14534,7 @@
           </w:tcPr>
           <w:p>
             <w:pPr>
-              <w:spacing w:before="0" w:after="0"/>
+              <w:spacing w:before="0" w:after="0" w:line="240" w:lineRule="auto"/>
               <w:jc w:val="center"/>
             </w:pPr>
             <w:r>
@@ -14565,7 +14565,7 @@
           </w:tcPr>
           <w:p>
             <w:pPr>
-              <w:spacing w:before="0" w:after="0"/>
+              <w:spacing w:before="0" w:after="0" w:line="240" w:lineRule="auto"/>
               <w:jc w:val="center"/>
             </w:pPr>
             <w:r>
@@ -14596,7 +14596,7 @@
           </w:tcPr>
           <w:p>
             <w:pPr>
-              <w:spacing w:before="0" w:after="0"/>
+              <w:spacing w:before="0" w:after="0" w:line="240" w:lineRule="auto"/>
               <w:jc w:val="center"/>
             </w:pPr>
             <w:r>
@@ -14627,7 +14627,7 @@
           </w:tcPr>
           <w:p>
             <w:pPr>
-              <w:spacing w:before="0" w:after="0"/>
+              <w:spacing w:before="0" w:after="0" w:line="240" w:lineRule="auto"/>
               <w:jc w:val="center"/>
             </w:pPr>
             <w:r>
@@ -14663,7 +14663,7 @@
           </w:tcPr>
           <w:p>
             <w:pPr>
-              <w:spacing w:before="0" w:after="0"/>
+              <w:spacing w:before="0" w:after="0" w:line="240" w:lineRule="auto"/>
               <w:jc w:val="center"/>
             </w:pPr>
             <w:r>
@@ -14694,7 +14694,7 @@
           </w:tcPr>
           <w:p>
             <w:pPr>
-              <w:spacing w:before="0" w:after="0"/>
+              <w:spacing w:before="0" w:after="0" w:line="240" w:lineRule="auto"/>
               <w:jc w:val="center"/>
             </w:pPr>
             <w:r>
@@ -14725,7 +14725,7 @@
           </w:tcPr>
           <w:p>
             <w:pPr>
-              <w:spacing w:before="0" w:after="0"/>
+              <w:spacing w:before="0" w:after="0" w:line="240" w:lineRule="auto"/>
               <w:jc w:val="center"/>
             </w:pPr>
             <w:r>
@@ -14756,7 +14756,7 @@
           </w:tcPr>
           <w:p>
             <w:pPr>
-              <w:spacing w:before="0" w:after="0"/>
+              <w:spacing w:before="0" w:after="0" w:line="240" w:lineRule="auto"/>
               <w:jc w:val="center"/>
             </w:pPr>
             <w:r>
@@ -14787,7 +14787,7 @@
           </w:tcPr>
           <w:p>
             <w:pPr>
-              <w:spacing w:before="0" w:after="0"/>
+              <w:spacing w:before="0" w:after="0" w:line="240" w:lineRule="auto"/>
               <w:jc w:val="center"/>
             </w:pPr>
             <w:r>
@@ -14823,7 +14823,7 @@
           </w:tcPr>
           <w:p>
             <w:pPr>
-              <w:spacing w:before="0" w:after="0"/>
+              <w:spacing w:before="0" w:after="0" w:line="240" w:lineRule="auto"/>
               <w:jc w:val="center"/>
             </w:pPr>
             <w:r>
@@ -14854,7 +14854,7 @@
           </w:tcPr>
           <w:p>
             <w:pPr>
-              <w:spacing w:before="0" w:after="0"/>
+              <w:spacing w:before="0" w:after="0" w:line="240" w:lineRule="auto"/>
               <w:jc w:val="center"/>
             </w:pPr>
             <w:r>
@@ -14885,7 +14885,7 @@
           </w:tcPr>
           <w:p>
             <w:pPr>
-              <w:spacing w:before="0" w:after="0"/>
+              <w:spacing w:before="0" w:after="0" w:line="240" w:lineRule="auto"/>
               <w:jc w:val="center"/>
             </w:pPr>
             <w:r>
@@ -14916,7 +14916,7 @@
           </w:tcPr>
           <w:p>
             <w:pPr>
-              <w:spacing w:before="0" w:after="0"/>
+              <w:spacing w:before="0" w:after="0" w:line="240" w:lineRule="auto"/>
               <w:jc w:val="center"/>
             </w:pPr>
             <w:r>
@@ -14947,7 +14947,7 @@
           </w:tcPr>
           <w:p>
             <w:pPr>
-              <w:spacing w:before="0" w:after="0"/>
+              <w:spacing w:before="0" w:after="0" w:line="240" w:lineRule="auto"/>
               <w:jc w:val="center"/>
             </w:pPr>
             <w:r>
@@ -14983,7 +14983,7 @@
           </w:tcPr>
           <w:p>
             <w:pPr>
-              <w:spacing w:before="0" w:after="0"/>
+              <w:spacing w:before="0" w:after="0" w:line="240" w:lineRule="auto"/>
               <w:jc w:val="center"/>
             </w:pPr>
             <w:r>
@@ -15014,7 +15014,7 @@
           </w:tcPr>
           <w:p>
             <w:pPr>
-              <w:spacing w:before="0" w:after="0"/>
+              <w:spacing w:before="0" w:after="0" w:line="240" w:lineRule="auto"/>
               <w:jc w:val="center"/>
             </w:pPr>
             <w:r>
@@ -15045,7 +15045,7 @@
           </w:tcPr>
           <w:p>
             <w:pPr>
-              <w:spacing w:before="0" w:after="0"/>
+              <w:spacing w:before="0" w:after="0" w:line="240" w:lineRule="auto"/>
               <w:jc w:val="center"/>
             </w:pPr>
             <w:r>
@@ -15076,7 +15076,7 @@
           </w:tcPr>
           <w:p>
             <w:pPr>
-              <w:spacing w:before="0" w:after="0"/>
+              <w:spacing w:before="0" w:after="0" w:line="240" w:lineRule="auto"/>
               <w:jc w:val="center"/>
             </w:pPr>
             <w:r>
@@ -15107,7 +15107,7 @@
           </w:tcPr>
           <w:p>
             <w:pPr>
-              <w:spacing w:before="0" w:after="0"/>
+              <w:spacing w:before="0" w:after="0" w:line="240" w:lineRule="auto"/>
               <w:jc w:val="center"/>
             </w:pPr>
             <w:r>
@@ -15143,7 +15143,7 @@
           </w:tcPr>
           <w:p>
             <w:pPr>
-              <w:spacing w:before="0" w:after="0"/>
+              <w:spacing w:before="0" w:after="0" w:line="240" w:lineRule="auto"/>
               <w:jc w:val="center"/>
             </w:pPr>
             <w:r>
@@ -15174,7 +15174,7 @@
           </w:tcPr>
           <w:p>
             <w:pPr>
-              <w:spacing w:before="0" w:after="0"/>
+              <w:spacing w:before="0" w:after="0" w:line="240" w:lineRule="auto"/>
               <w:jc w:val="center"/>
             </w:pPr>
             <w:r>
@@ -15205,7 +15205,7 @@
           </w:tcPr>
           <w:p>
             <w:pPr>
-              <w:spacing w:before="0" w:after="0"/>
+              <w:spacing w:before="0" w:after="0" w:line="240" w:lineRule="auto"/>
               <w:jc w:val="center"/>
             </w:pPr>
             <w:r>
@@ -15236,7 +15236,7 @@
           </w:tcPr>
           <w:p>
             <w:pPr>
-              <w:spacing w:before="0" w:after="0"/>
+              <w:spacing w:before="0" w:after="0" w:line="240" w:lineRule="auto"/>
               <w:jc w:val="center"/>
             </w:pPr>
             <w:r>
@@ -15267,7 +15267,7 @@
           </w:tcPr>
           <w:p>
             <w:pPr>
-              <w:spacing w:before="0" w:after="0"/>
+              <w:spacing w:before="0" w:after="0" w:line="240" w:lineRule="auto"/>
               <w:jc w:val="center"/>
             </w:pPr>
             <w:r>
@@ -15303,7 +15303,7 @@
           </w:tcPr>
           <w:p>
             <w:pPr>
-              <w:spacing w:before="0" w:after="0"/>
+              <w:spacing w:before="0" w:after="0" w:line="240" w:lineRule="auto"/>
               <w:jc w:val="center"/>
             </w:pPr>
             <w:r>
@@ -15334,7 +15334,7 @@
           </w:tcPr>
           <w:p>
             <w:pPr>
-              <w:spacing w:before="0" w:after="0"/>
+              <w:spacing w:before="0" w:after="0" w:line="240" w:lineRule="auto"/>
               <w:jc w:val="center"/>
             </w:pPr>
             <w:r>
@@ -15365,7 +15365,7 @@
           </w:tcPr>
           <w:p>
             <w:pPr>
-              <w:spacing w:before="0" w:after="0"/>
+              <w:spacing w:before="0" w:after="0" w:line="240" w:lineRule="auto"/>
               <w:jc w:val="center"/>
             </w:pPr>
             <w:r>
@@ -15396,7 +15396,7 @@
           </w:tcPr>
           <w:p>
             <w:pPr>
-              <w:spacing w:before="0" w:after="0"/>
+              <w:spacing w:before="0" w:after="0" w:line="240" w:lineRule="auto"/>
               <w:jc w:val="center"/>
             </w:pPr>
             <w:r>
@@ -15427,7 +15427,7 @@
           </w:tcPr>
           <w:p>
             <w:pPr>
-              <w:spacing w:before="0" w:after="0"/>
+              <w:spacing w:before="0" w:after="0" w:line="240" w:lineRule="auto"/>
               <w:jc w:val="center"/>
             </w:pPr>
             <w:r>
@@ -15463,7 +15463,7 @@
           </w:tcPr>
           <w:p>
             <w:pPr>
-              <w:spacing w:before="0" w:after="0"/>
+              <w:spacing w:before="0" w:after="0" w:line="240" w:lineRule="auto"/>
               <w:jc w:val="center"/>
             </w:pPr>
             <w:r>
@@ -15494,7 +15494,7 @@
           </w:tcPr>
           <w:p>
             <w:pPr>
-              <w:spacing w:before="0" w:after="0"/>
+              <w:spacing w:before="0" w:after="0" w:line="240" w:lineRule="auto"/>
               <w:jc w:val="center"/>
             </w:pPr>
             <w:r>
@@ -15525,7 +15525,7 @@
           </w:tcPr>
           <w:p>
             <w:pPr>
-              <w:spacing w:before="0" w:after="0"/>
+              <w:spacing w:before="0" w:after="0" w:line="240" w:lineRule="auto"/>
               <w:jc w:val="center"/>
             </w:pPr>
             <w:r>
@@ -15556,7 +15556,7 @@
           </w:tcPr>
           <w:p>
             <w:pPr>
-              <w:spacing w:before="0" w:after="0"/>
+              <w:spacing w:before="0" w:after="0" w:line="240" w:lineRule="auto"/>
               <w:jc w:val="center"/>
             </w:pPr>
             <w:r>
@@ -15587,7 +15587,7 @@
           </w:tcPr>
           <w:p>
             <w:pPr>
-              <w:spacing w:before="0" w:after="0"/>
+              <w:spacing w:before="0" w:after="0" w:line="240" w:lineRule="auto"/>
               <w:jc w:val="center"/>
             </w:pPr>
             <w:r>
@@ -15623,7 +15623,7 @@
           </w:tcPr>
           <w:p>
             <w:pPr>
-              <w:spacing w:before="0" w:after="0"/>
+              <w:spacing w:before="0" w:after="0" w:line="240" w:lineRule="auto"/>
               <w:jc w:val="center"/>
             </w:pPr>
             <w:r>
@@ -15654,7 +15654,7 @@
           </w:tcPr>
           <w:p>
             <w:pPr>
-              <w:spacing w:before="0" w:after="0"/>
+              <w:spacing w:before="0" w:after="0" w:line="240" w:lineRule="auto"/>
               <w:jc w:val="center"/>
             </w:pPr>
             <w:r>
@@ -15685,7 +15685,7 @@
           </w:tcPr>
           <w:p>
             <w:pPr>
-              <w:spacing w:before="0" w:after="0"/>
+              <w:spacing w:before="0" w:after="0" w:line="240" w:lineRule="auto"/>
               <w:jc w:val="center"/>
             </w:pPr>
             <w:r>
@@ -15716,7 +15716,7 @@
           </w:tcPr>
           <w:p>
             <w:pPr>
-              <w:spacing w:before="0" w:after="0"/>
+              <w:spacing w:before="0" w:after="0" w:line="240" w:lineRule="auto"/>
               <w:jc w:val="center"/>
             </w:pPr>
             <w:r>
@@ -15747,7 +15747,7 @@
           </w:tcPr>
           <w:p>
             <w:pPr>
-              <w:spacing w:before="0" w:after="0"/>
+              <w:spacing w:before="0" w:after="0" w:line="240" w:lineRule="auto"/>
               <w:jc w:val="center"/>
             </w:pPr>
             <w:r>
@@ -15831,20 +15831,20 @@
       <w:pPr>
         <w:pStyle w:val="Endure-Subhead"/>
         <w:keepNext/>
-        <w:spacing w:before="240" w:after="60"/>
+        <w:spacing w:before="240" w:after="60" w:line="240" w:lineRule="auto"/>
         <w:outlineLvl w:val="1"/>
       </w:pPr>
       <w:r>
         <w:rPr>
           <w:sz w:val="24"/>
         </w:rPr>
-        <w:t>15.7 22 Errores Comunes en Producción — Causas y Soluciones</w:t>
+        <w:t>17.7 22 Errores Comunes en Producción — Causas y Soluciones</w:t>
       </w:r>
     </w:p>
     <w:p>
       <w:pPr>
         <w:pStyle w:val="Endure-FirstParagraphBodyText"/>
-        <w:spacing w:before="100" w:after="100"/>
+        <w:spacing w:before="100" w:after="100" w:line="240" w:lineRule="auto"/>
       </w:pPr>
       <w:r>
         <w:rPr>
@@ -15891,7 +15891,7 @@
           </w:tcPr>
           <w:p>
             <w:pPr>
-              <w:spacing w:before="0" w:after="0"/>
+              <w:spacing w:before="0" w:after="0" w:line="240" w:lineRule="auto"/>
               <w:jc w:val="center"/>
             </w:pPr>
             <w:r>
@@ -15924,7 +15924,7 @@
           </w:tcPr>
           <w:p>
             <w:pPr>
-              <w:spacing w:before="0" w:after="0"/>
+              <w:spacing w:before="0" w:after="0" w:line="240" w:lineRule="auto"/>
               <w:jc w:val="center"/>
             </w:pPr>
             <w:r>
@@ -15957,7 +15957,7 @@
           </w:tcPr>
           <w:p>
             <w:pPr>
-              <w:spacing w:before="0" w:after="0"/>
+              <w:spacing w:before="0" w:after="0" w:line="240" w:lineRule="auto"/>
               <w:jc w:val="center"/>
             </w:pPr>
             <w:r>
@@ -15990,7 +15990,7 @@
           </w:tcPr>
           <w:p>
             <w:pPr>
-              <w:spacing w:before="0" w:after="0"/>
+              <w:spacing w:before="0" w:after="0" w:line="240" w:lineRule="auto"/>
               <w:jc w:val="center"/>
             </w:pPr>
             <w:r>
@@ -16023,7 +16023,7 @@
           </w:tcPr>
           <w:p>
             <w:pPr>
-              <w:spacing w:before="0" w:after="0"/>
+              <w:spacing w:before="0" w:after="0" w:line="240" w:lineRule="auto"/>
               <w:jc w:val="center"/>
             </w:pPr>
             <w:r>
@@ -16061,7 +16061,7 @@
           </w:tcPr>
           <w:p>
             <w:pPr>
-              <w:spacing w:before="0" w:after="0"/>
+              <w:spacing w:before="0" w:after="0" w:line="240" w:lineRule="auto"/>
               <w:jc w:val="center"/>
             </w:pPr>
             <w:r>
@@ -16092,7 +16092,7 @@
           </w:tcPr>
           <w:p>
             <w:pPr>
-              <w:spacing w:before="0" w:after="0"/>
+              <w:spacing w:before="0" w:after="0" w:line="240" w:lineRule="auto"/>
               <w:jc w:val="center"/>
             </w:pPr>
             <w:r>
@@ -16123,7 +16123,7 @@
           </w:tcPr>
           <w:p>
             <w:pPr>
-              <w:spacing w:before="0" w:after="0"/>
+              <w:spacing w:before="0" w:after="0" w:line="240" w:lineRule="auto"/>
               <w:jc w:val="center"/>
             </w:pPr>
             <w:r>
@@ -16154,7 +16154,7 @@
           </w:tcPr>
           <w:p>
             <w:pPr>
-              <w:spacing w:before="0" w:after="0"/>
+              <w:spacing w:before="0" w:after="0" w:line="240" w:lineRule="auto"/>
               <w:jc w:val="both"/>
             </w:pPr>
             <w:r>
@@ -16185,7 +16185,7 @@
           </w:tcPr>
           <w:p>
             <w:pPr>
-              <w:spacing w:before="0" w:after="0"/>
+              <w:spacing w:before="0" w:after="0" w:line="240" w:lineRule="auto"/>
               <w:jc w:val="center"/>
             </w:pPr>
             <w:r>
@@ -16221,7 +16221,7 @@
           </w:tcPr>
           <w:p>
             <w:pPr>
-              <w:spacing w:before="0" w:after="0"/>
+              <w:spacing w:before="0" w:after="0" w:line="240" w:lineRule="auto"/>
               <w:jc w:val="center"/>
             </w:pPr>
             <w:r>
@@ -16252,7 +16252,7 @@
           </w:tcPr>
           <w:p>
             <w:pPr>
-              <w:spacing w:before="0" w:after="0"/>
+              <w:spacing w:before="0" w:after="0" w:line="240" w:lineRule="auto"/>
               <w:jc w:val="center"/>
             </w:pPr>
             <w:r>
@@ -16283,7 +16283,7 @@
           </w:tcPr>
           <w:p>
             <w:pPr>
-              <w:spacing w:before="0" w:after="0"/>
+              <w:spacing w:before="0" w:after="0" w:line="240" w:lineRule="auto"/>
               <w:jc w:val="center"/>
             </w:pPr>
             <w:r>
@@ -16314,7 +16314,7 @@
           </w:tcPr>
           <w:p>
             <w:pPr>
-              <w:spacing w:before="0" w:after="0"/>
+              <w:spacing w:before="0" w:after="0" w:line="240" w:lineRule="auto"/>
               <w:jc w:val="both"/>
             </w:pPr>
             <w:r>
@@ -16345,7 +16345,7 @@
           </w:tcPr>
           <w:p>
             <w:pPr>
-              <w:spacing w:before="0" w:after="0"/>
+              <w:spacing w:before="0" w:after="0" w:line="240" w:lineRule="auto"/>
               <w:jc w:val="both"/>
             </w:pPr>
             <w:r>
@@ -16381,7 +16381,7 @@
           </w:tcPr>
           <w:p>
             <w:pPr>
-              <w:spacing w:before="0" w:after="0"/>
+              <w:spacing w:before="0" w:after="0" w:line="240" w:lineRule="auto"/>
               <w:jc w:val="center"/>
             </w:pPr>
             <w:r>
@@ -16412,7 +16412,7 @@
           </w:tcPr>
           <w:p>
             <w:pPr>
-              <w:spacing w:before="0" w:after="0"/>
+              <w:spacing w:before="0" w:after="0" w:line="240" w:lineRule="auto"/>
               <w:jc w:val="center"/>
             </w:pPr>
             <w:r>
@@ -16443,7 +16443,7 @@
           </w:tcPr>
           <w:p>
             <w:pPr>
-              <w:spacing w:before="0" w:after="0"/>
+              <w:spacing w:before="0" w:after="0" w:line="240" w:lineRule="auto"/>
               <w:jc w:val="center"/>
             </w:pPr>
             <w:r>
@@ -16474,7 +16474,7 @@
           </w:tcPr>
           <w:p>
             <w:pPr>
-              <w:spacing w:before="0" w:after="0"/>
+              <w:spacing w:before="0" w:after="0" w:line="240" w:lineRule="auto"/>
               <w:jc w:val="both"/>
             </w:pPr>
             <w:r>
@@ -16505,7 +16505,7 @@
           </w:tcPr>
           <w:p>
             <w:pPr>
-              <w:spacing w:before="0" w:after="0"/>
+              <w:spacing w:before="0" w:after="0" w:line="240" w:lineRule="auto"/>
               <w:jc w:val="both"/>
             </w:pPr>
             <w:r>
@@ -16541,7 +16541,7 @@
           </w:tcPr>
           <w:p>
             <w:pPr>
-              <w:spacing w:before="0" w:after="0"/>
+              <w:spacing w:before="0" w:after="0" w:line="240" w:lineRule="auto"/>
               <w:jc w:val="center"/>
             </w:pPr>
             <w:r>
@@ -16572,7 +16572,7 @@
           </w:tcPr>
           <w:p>
             <w:pPr>
-              <w:spacing w:before="0" w:after="0"/>
+              <w:spacing w:before="0" w:after="0" w:line="240" w:lineRule="auto"/>
               <w:jc w:val="center"/>
             </w:pPr>
             <w:r>
@@ -16603,7 +16603,7 @@
           </w:tcPr>
           <w:p>
             <w:pPr>
-              <w:spacing w:before="0" w:after="0"/>
+              <w:spacing w:before="0" w:after="0" w:line="240" w:lineRule="auto"/>
               <w:jc w:val="center"/>
             </w:pPr>
             <w:r>
@@ -16634,7 +16634,7 @@
           </w:tcPr>
           <w:p>
             <w:pPr>
-              <w:spacing w:before="0" w:after="0"/>
+              <w:spacing w:before="0" w:after="0" w:line="240" w:lineRule="auto"/>
               <w:jc w:val="both"/>
             </w:pPr>
             <w:r>
@@ -16665,7 +16665,7 @@
           </w:tcPr>
           <w:p>
             <w:pPr>
-              <w:spacing w:before="0" w:after="0"/>
+              <w:spacing w:before="0" w:after="0" w:line="240" w:lineRule="auto"/>
               <w:jc w:val="both"/>
             </w:pPr>
             <w:r>
@@ -16701,7 +16701,7 @@
           </w:tcPr>
           <w:p>
             <w:pPr>
-              <w:spacing w:before="0" w:after="0"/>
+              <w:spacing w:before="0" w:after="0" w:line="240" w:lineRule="auto"/>
               <w:jc w:val="center"/>
             </w:pPr>
             <w:r>
@@ -16732,7 +16732,7 @@
           </w:tcPr>
           <w:p>
             <w:pPr>
-              <w:spacing w:before="0" w:after="0"/>
+              <w:spacing w:before="0" w:after="0" w:line="240" w:lineRule="auto"/>
               <w:jc w:val="center"/>
             </w:pPr>
             <w:r>
@@ -16763,7 +16763,7 @@
           </w:tcPr>
           <w:p>
             <w:pPr>
-              <w:spacing w:before="0" w:after="0"/>
+              <w:spacing w:before="0" w:after="0" w:line="240" w:lineRule="auto"/>
               <w:jc w:val="center"/>
             </w:pPr>
             <w:r>
@@ -16794,7 +16794,7 @@
           </w:tcPr>
           <w:p>
             <w:pPr>
-              <w:spacing w:before="0" w:after="0"/>
+              <w:spacing w:before="0" w:after="0" w:line="240" w:lineRule="auto"/>
               <w:jc w:val="both"/>
             </w:pPr>
             <w:r>
@@ -16825,7 +16825,7 @@
           </w:tcPr>
           <w:p>
             <w:pPr>
-              <w:spacing w:before="0" w:after="0"/>
+              <w:spacing w:before="0" w:after="0" w:line="240" w:lineRule="auto"/>
               <w:jc w:val="both"/>
             </w:pPr>
             <w:r>
@@ -16861,7 +16861,7 @@
           </w:tcPr>
           <w:p>
             <w:pPr>
-              <w:spacing w:before="0" w:after="0"/>
+              <w:spacing w:before="0" w:after="0" w:line="240" w:lineRule="auto"/>
               <w:jc w:val="center"/>
             </w:pPr>
             <w:r>
@@ -16892,7 +16892,7 @@
           </w:tcPr>
           <w:p>
             <w:pPr>
-              <w:spacing w:before="0" w:after="0"/>
+              <w:spacing w:before="0" w:after="0" w:line="240" w:lineRule="auto"/>
               <w:jc w:val="center"/>
             </w:pPr>
             <w:r>
@@ -16923,7 +16923,7 @@
           </w:tcPr>
           <w:p>
             <w:pPr>
-              <w:spacing w:before="0" w:after="0"/>
+              <w:spacing w:before="0" w:after="0" w:line="240" w:lineRule="auto"/>
               <w:jc w:val="center"/>
             </w:pPr>
             <w:r>
@@ -16954,7 +16954,7 @@
           </w:tcPr>
           <w:p>
             <w:pPr>
-              <w:spacing w:before="0" w:after="0"/>
+              <w:spacing w:before="0" w:after="0" w:line="240" w:lineRule="auto"/>
               <w:jc w:val="both"/>
             </w:pPr>
             <w:r>
@@ -16985,7 +16985,7 @@
           </w:tcPr>
           <w:p>
             <w:pPr>
-              <w:spacing w:before="0" w:after="0"/>
+              <w:spacing w:before="0" w:after="0" w:line="240" w:lineRule="auto"/>
               <w:jc w:val="both"/>
             </w:pPr>
             <w:r>
@@ -17021,7 +17021,7 @@
           </w:tcPr>
           <w:p>
             <w:pPr>
-              <w:spacing w:before="0" w:after="0"/>
+              <w:spacing w:before="0" w:after="0" w:line="240" w:lineRule="auto"/>
               <w:jc w:val="center"/>
             </w:pPr>
             <w:r>
@@ -17052,7 +17052,7 @@
           </w:tcPr>
           <w:p>
             <w:pPr>
-              <w:spacing w:before="0" w:after="0"/>
+              <w:spacing w:before="0" w:after="0" w:line="240" w:lineRule="auto"/>
               <w:jc w:val="center"/>
             </w:pPr>
             <w:r>
@@ -17083,7 +17083,7 @@
           </w:tcPr>
           <w:p>
             <w:pPr>
-              <w:spacing w:before="0" w:after="0"/>
+              <w:spacing w:before="0" w:after="0" w:line="240" w:lineRule="auto"/>
               <w:jc w:val="center"/>
             </w:pPr>
             <w:r>
@@ -17114,7 +17114,7 @@
           </w:tcPr>
           <w:p>
             <w:pPr>
-              <w:spacing w:before="0" w:after="0"/>
+              <w:spacing w:before="0" w:after="0" w:line="240" w:lineRule="auto"/>
               <w:jc w:val="both"/>
             </w:pPr>
             <w:r>
@@ -17145,7 +17145,7 @@
           </w:tcPr>
           <w:p>
             <w:pPr>
-              <w:spacing w:before="0" w:after="0"/>
+              <w:spacing w:before="0" w:after="0" w:line="240" w:lineRule="auto"/>
               <w:jc w:val="both"/>
             </w:pPr>
             <w:r>
@@ -17181,7 +17181,7 @@
           </w:tcPr>
           <w:p>
             <w:pPr>
-              <w:spacing w:before="0" w:after="0"/>
+              <w:spacing w:before="0" w:after="0" w:line="240" w:lineRule="auto"/>
               <w:jc w:val="center"/>
             </w:pPr>
             <w:r>
@@ -17212,7 +17212,7 @@
           </w:tcPr>
           <w:p>
             <w:pPr>
-              <w:spacing w:before="0" w:after="0"/>
+              <w:spacing w:before="0" w:after="0" w:line="240" w:lineRule="auto"/>
               <w:jc w:val="center"/>
             </w:pPr>
             <w:r>
@@ -17243,7 +17243,7 @@
           </w:tcPr>
           <w:p>
             <w:pPr>
-              <w:spacing w:before="0" w:after="0"/>
+              <w:spacing w:before="0" w:after="0" w:line="240" w:lineRule="auto"/>
               <w:jc w:val="center"/>
             </w:pPr>
             <w:r>
@@ -17274,7 +17274,7 @@
           </w:tcPr>
           <w:p>
             <w:pPr>
-              <w:spacing w:before="0" w:after="0"/>
+              <w:spacing w:before="0" w:after="0" w:line="240" w:lineRule="auto"/>
               <w:jc w:val="both"/>
             </w:pPr>
             <w:r>
@@ -17305,7 +17305,7 @@
           </w:tcPr>
           <w:p>
             <w:pPr>
-              <w:spacing w:before="0" w:after="0"/>
+              <w:spacing w:before="0" w:after="0" w:line="240" w:lineRule="auto"/>
               <w:jc w:val="both"/>
             </w:pPr>
             <w:r>
@@ -17341,7 +17341,7 @@
           </w:tcPr>
           <w:p>
             <w:pPr>
-              <w:spacing w:before="0" w:after="0"/>
+              <w:spacing w:before="0" w:after="0" w:line="240" w:lineRule="auto"/>
               <w:jc w:val="center"/>
             </w:pPr>
             <w:r>
@@ -17372,7 +17372,7 @@
           </w:tcPr>
           <w:p>
             <w:pPr>
-              <w:spacing w:before="0" w:after="0"/>
+              <w:spacing w:before="0" w:after="0" w:line="240" w:lineRule="auto"/>
               <w:jc w:val="center"/>
             </w:pPr>
             <w:r>
@@ -17403,7 +17403,7 @@
           </w:tcPr>
           <w:p>
             <w:pPr>
-              <w:spacing w:before="0" w:after="0"/>
+              <w:spacing w:before="0" w:after="0" w:line="240" w:lineRule="auto"/>
               <w:jc w:val="center"/>
             </w:pPr>
             <w:r>
@@ -17434,7 +17434,7 @@
           </w:tcPr>
           <w:p>
             <w:pPr>
-              <w:spacing w:before="0" w:after="0"/>
+              <w:spacing w:before="0" w:after="0" w:line="240" w:lineRule="auto"/>
               <w:jc w:val="both"/>
             </w:pPr>
             <w:r>
@@ -17465,7 +17465,7 @@
           </w:tcPr>
           <w:p>
             <w:pPr>
-              <w:spacing w:before="0" w:after="0"/>
+              <w:spacing w:before="0" w:after="0" w:line="240" w:lineRule="auto"/>
               <w:jc w:val="both"/>
             </w:pPr>
             <w:r>
@@ -17501,7 +17501,7 @@
           </w:tcPr>
           <w:p>
             <w:pPr>
-              <w:spacing w:before="0" w:after="0"/>
+              <w:spacing w:before="0" w:after="0" w:line="240" w:lineRule="auto"/>
               <w:jc w:val="center"/>
             </w:pPr>
             <w:r>
@@ -17532,7 +17532,7 @@
           </w:tcPr>
           <w:p>
             <w:pPr>
-              <w:spacing w:before="0" w:after="0"/>
+              <w:spacing w:before="0" w:after="0" w:line="240" w:lineRule="auto"/>
               <w:jc w:val="center"/>
             </w:pPr>
             <w:r>
@@ -17563,7 +17563,7 @@
           </w:tcPr>
           <w:p>
             <w:pPr>
-              <w:spacing w:before="0" w:after="0"/>
+              <w:spacing w:before="0" w:after="0" w:line="240" w:lineRule="auto"/>
               <w:jc w:val="center"/>
             </w:pPr>
             <w:r>
@@ -17594,7 +17594,7 @@
           </w:tcPr>
           <w:p>
             <w:pPr>
-              <w:spacing w:before="0" w:after="0"/>
+              <w:spacing w:before="0" w:after="0" w:line="240" w:lineRule="auto"/>
               <w:jc w:val="both"/>
             </w:pPr>
             <w:r>
@@ -17625,7 +17625,7 @@
           </w:tcPr>
           <w:p>
             <w:pPr>
-              <w:spacing w:before="0" w:after="0"/>
+              <w:spacing w:before="0" w:after="0" w:line="240" w:lineRule="auto"/>
               <w:jc w:val="both"/>
             </w:pPr>
             <w:r>
@@ -17661,7 +17661,7 @@
           </w:tcPr>
           <w:p>
             <w:pPr>
-              <w:spacing w:before="0" w:after="0"/>
+              <w:spacing w:before="0" w:after="0" w:line="240" w:lineRule="auto"/>
               <w:jc w:val="center"/>
             </w:pPr>
             <w:r>
@@ -17692,7 +17692,7 @@
           </w:tcPr>
           <w:p>
             <w:pPr>
-              <w:spacing w:before="0" w:after="0"/>
+              <w:spacing w:before="0" w:after="0" w:line="240" w:lineRule="auto"/>
               <w:jc w:val="center"/>
             </w:pPr>
             <w:r>
@@ -17723,7 +17723,7 @@
           </w:tcPr>
           <w:p>
             <w:pPr>
-              <w:spacing w:before="0" w:after="0"/>
+              <w:spacing w:before="0" w:after="0" w:line="240" w:lineRule="auto"/>
               <w:jc w:val="center"/>
             </w:pPr>
             <w:r>
@@ -17754,7 +17754,7 @@
           </w:tcPr>
           <w:p>
             <w:pPr>
-              <w:spacing w:before="0" w:after="0"/>
+              <w:spacing w:before="0" w:after="0" w:line="240" w:lineRule="auto"/>
               <w:jc w:val="center"/>
             </w:pPr>
             <w:r>
@@ -17785,7 +17785,7 @@
           </w:tcPr>
           <w:p>
             <w:pPr>
-              <w:spacing w:before="0" w:after="0"/>
+              <w:spacing w:before="0" w:after="0" w:line="240" w:lineRule="auto"/>
               <w:jc w:val="both"/>
             </w:pPr>
             <w:r>
@@ -17821,7 +17821,7 @@
           </w:tcPr>
           <w:p>
             <w:pPr>
-              <w:spacing w:before="0" w:after="0"/>
+              <w:spacing w:before="0" w:after="0" w:line="240" w:lineRule="auto"/>
               <w:jc w:val="center"/>
             </w:pPr>
             <w:r>
@@ -17852,7 +17852,7 @@
           </w:tcPr>
           <w:p>
             <w:pPr>
-              <w:spacing w:before="0" w:after="0"/>
+              <w:spacing w:before="0" w:after="0" w:line="240" w:lineRule="auto"/>
               <w:jc w:val="center"/>
             </w:pPr>
             <w:r>
@@ -17883,7 +17883,7 @@
           </w:tcPr>
           <w:p>
             <w:pPr>
-              <w:spacing w:before="0" w:after="0"/>
+              <w:spacing w:before="0" w:after="0" w:line="240" w:lineRule="auto"/>
               <w:jc w:val="both"/>
             </w:pPr>
             <w:r>
@@ -17914,7 +17914,7 @@
           </w:tcPr>
           <w:p>
             <w:pPr>
-              <w:spacing w:before="0" w:after="0"/>
+              <w:spacing w:before="0" w:after="0" w:line="240" w:lineRule="auto"/>
               <w:jc w:val="center"/>
             </w:pPr>
             <w:r>
@@ -17945,7 +17945,7 @@
           </w:tcPr>
           <w:p>
             <w:pPr>
-              <w:spacing w:before="0" w:after="0"/>
+              <w:spacing w:before="0" w:after="0" w:line="240" w:lineRule="auto"/>
               <w:jc w:val="both"/>
             </w:pPr>
             <w:r>
@@ -17981,7 +17981,7 @@
           </w:tcPr>
           <w:p>
             <w:pPr>
-              <w:spacing w:before="0" w:after="0"/>
+              <w:spacing w:before="0" w:after="0" w:line="240" w:lineRule="auto"/>
               <w:jc w:val="center"/>
             </w:pPr>
             <w:r>
@@ -18012,7 +18012,7 @@
           </w:tcPr>
           <w:p>
             <w:pPr>
-              <w:spacing w:before="0" w:after="0"/>
+              <w:spacing w:before="0" w:after="0" w:line="240" w:lineRule="auto"/>
               <w:jc w:val="center"/>
             </w:pPr>
             <w:r>
@@ -18043,7 +18043,7 @@
           </w:tcPr>
           <w:p>
             <w:pPr>
-              <w:spacing w:before="0" w:after="0"/>
+              <w:spacing w:before="0" w:after="0" w:line="240" w:lineRule="auto"/>
               <w:jc w:val="center"/>
             </w:pPr>
             <w:r>
@@ -18074,7 +18074,7 @@
           </w:tcPr>
           <w:p>
             <w:pPr>
-              <w:spacing w:before="0" w:after="0"/>
+              <w:spacing w:before="0" w:after="0" w:line="240" w:lineRule="auto"/>
               <w:jc w:val="both"/>
             </w:pPr>
             <w:r>
@@ -18105,7 +18105,7 @@
           </w:tcPr>
           <w:p>
             <w:pPr>
-              <w:spacing w:before="0" w:after="0"/>
+              <w:spacing w:before="0" w:after="0" w:line="240" w:lineRule="auto"/>
               <w:jc w:val="both"/>
             </w:pPr>
             <w:r>
@@ -18141,7 +18141,7 @@
           </w:tcPr>
           <w:p>
             <w:pPr>
-              <w:spacing w:before="0" w:after="0"/>
+              <w:spacing w:before="0" w:after="0" w:line="240" w:lineRule="auto"/>
               <w:jc w:val="center"/>
             </w:pPr>
             <w:r>
@@ -18172,7 +18172,7 @@
           </w:tcPr>
           <w:p>
             <w:pPr>
-              <w:spacing w:before="0" w:after="0"/>
+              <w:spacing w:before="0" w:after="0" w:line="240" w:lineRule="auto"/>
               <w:jc w:val="center"/>
             </w:pPr>
             <w:r>
@@ -18203,7 +18203,7 @@
           </w:tcPr>
           <w:p>
             <w:pPr>
-              <w:spacing w:before="0" w:after="0"/>
+              <w:spacing w:before="0" w:after="0" w:line="240" w:lineRule="auto"/>
               <w:jc w:val="center"/>
             </w:pPr>
             <w:r>
@@ -18234,7 +18234,7 @@
           </w:tcPr>
           <w:p>
             <w:pPr>
-              <w:spacing w:before="0" w:after="0"/>
+              <w:spacing w:before="0" w:after="0" w:line="240" w:lineRule="auto"/>
               <w:jc w:val="both"/>
             </w:pPr>
             <w:r>
@@ -18265,7 +18265,7 @@
           </w:tcPr>
           <w:p>
             <w:pPr>
-              <w:spacing w:before="0" w:after="0"/>
+              <w:spacing w:before="0" w:after="0" w:line="240" w:lineRule="auto"/>
               <w:jc w:val="both"/>
             </w:pPr>
             <w:r>
@@ -18301,7 +18301,7 @@
           </w:tcPr>
           <w:p>
             <w:pPr>
-              <w:spacing w:before="0" w:after="0"/>
+              <w:spacing w:before="0" w:after="0" w:line="240" w:lineRule="auto"/>
               <w:jc w:val="center"/>
             </w:pPr>
             <w:r>
@@ -18332,7 +18332,7 @@
           </w:tcPr>
           <w:p>
             <w:pPr>
-              <w:spacing w:before="0" w:after="0"/>
+              <w:spacing w:before="0" w:after="0" w:line="240" w:lineRule="auto"/>
               <w:jc w:val="center"/>
             </w:pPr>
             <w:r>
@@ -18363,7 +18363,7 @@
           </w:tcPr>
           <w:p>
             <w:pPr>
-              <w:spacing w:before="0" w:after="0"/>
+              <w:spacing w:before="0" w:after="0" w:line="240" w:lineRule="auto"/>
               <w:jc w:val="center"/>
             </w:pPr>
             <w:r>
@@ -18394,7 +18394,7 @@
           </w:tcPr>
           <w:p>
             <w:pPr>
-              <w:spacing w:before="0" w:after="0"/>
+              <w:spacing w:before="0" w:after="0" w:line="240" w:lineRule="auto"/>
               <w:jc w:val="both"/>
             </w:pPr>
             <w:r>
@@ -18425,7 +18425,7 @@
           </w:tcPr>
           <w:p>
             <w:pPr>
-              <w:spacing w:before="0" w:after="0"/>
+              <w:spacing w:before="0" w:after="0" w:line="240" w:lineRule="auto"/>
               <w:jc w:val="both"/>
             </w:pPr>
             <w:r>
@@ -18461,7 +18461,7 @@
           </w:tcPr>
           <w:p>
             <w:pPr>
-              <w:spacing w:before="0" w:after="0"/>
+              <w:spacing w:before="0" w:after="0" w:line="240" w:lineRule="auto"/>
               <w:jc w:val="center"/>
             </w:pPr>
             <w:r>
@@ -18492,7 +18492,7 @@
           </w:tcPr>
           <w:p>
             <w:pPr>
-              <w:spacing w:before="0" w:after="0"/>
+              <w:spacing w:before="0" w:after="0" w:line="240" w:lineRule="auto"/>
               <w:jc w:val="center"/>
             </w:pPr>
             <w:r>
@@ -18523,7 +18523,7 @@
           </w:tcPr>
           <w:p>
             <w:pPr>
-              <w:spacing w:before="0" w:after="0"/>
+              <w:spacing w:before="0" w:after="0" w:line="240" w:lineRule="auto"/>
               <w:jc w:val="center"/>
             </w:pPr>
             <w:r>
@@ -18554,7 +18554,7 @@
           </w:tcPr>
           <w:p>
             <w:pPr>
-              <w:spacing w:before="0" w:after="0"/>
+              <w:spacing w:before="0" w:after="0" w:line="240" w:lineRule="auto"/>
               <w:jc w:val="both"/>
             </w:pPr>
             <w:r>
@@ -18585,7 +18585,7 @@
           </w:tcPr>
           <w:p>
             <w:pPr>
-              <w:spacing w:before="0" w:after="0"/>
+              <w:spacing w:before="0" w:after="0" w:line="240" w:lineRule="auto"/>
               <w:jc w:val="both"/>
             </w:pPr>
             <w:r>
@@ -18621,7 +18621,7 @@
           </w:tcPr>
           <w:p>
             <w:pPr>
-              <w:spacing w:before="0" w:after="0"/>
+              <w:spacing w:before="0" w:after="0" w:line="240" w:lineRule="auto"/>
               <w:jc w:val="center"/>
             </w:pPr>
             <w:r>
@@ -18652,7 +18652,7 @@
           </w:tcPr>
           <w:p>
             <w:pPr>
-              <w:spacing w:before="0" w:after="0"/>
+              <w:spacing w:before="0" w:after="0" w:line="240" w:lineRule="auto"/>
               <w:jc w:val="center"/>
             </w:pPr>
             <w:r>
@@ -18683,7 +18683,7 @@
           </w:tcPr>
           <w:p>
             <w:pPr>
-              <w:spacing w:before="0" w:after="0"/>
+              <w:spacing w:before="0" w:after="0" w:line="240" w:lineRule="auto"/>
               <w:jc w:val="center"/>
             </w:pPr>
             <w:r>
@@ -18714,7 +18714,7 @@
           </w:tcPr>
           <w:p>
             <w:pPr>
-              <w:spacing w:before="0" w:after="0"/>
+              <w:spacing w:before="0" w:after="0" w:line="240" w:lineRule="auto"/>
               <w:jc w:val="both"/>
             </w:pPr>
             <w:r>
@@ -18745,7 +18745,7 @@
           </w:tcPr>
           <w:p>
             <w:pPr>
-              <w:spacing w:before="0" w:after="0"/>
+              <w:spacing w:before="0" w:after="0" w:line="240" w:lineRule="auto"/>
               <w:jc w:val="both"/>
             </w:pPr>
             <w:r>
@@ -18781,7 +18781,7 @@
           </w:tcPr>
           <w:p>
             <w:pPr>
-              <w:spacing w:before="0" w:after="0"/>
+              <w:spacing w:before="0" w:after="0" w:line="240" w:lineRule="auto"/>
               <w:jc w:val="center"/>
             </w:pPr>
             <w:r>
@@ -18812,7 +18812,7 @@
           </w:tcPr>
           <w:p>
             <w:pPr>
-              <w:spacing w:before="0" w:after="0"/>
+              <w:spacing w:before="0" w:after="0" w:line="240" w:lineRule="auto"/>
               <w:jc w:val="center"/>
             </w:pPr>
             <w:r>
@@ -18843,7 +18843,7 @@
           </w:tcPr>
           <w:p>
             <w:pPr>
-              <w:spacing w:before="0" w:after="0"/>
+              <w:spacing w:before="0" w:after="0" w:line="240" w:lineRule="auto"/>
               <w:jc w:val="center"/>
             </w:pPr>
             <w:r>
@@ -18874,7 +18874,7 @@
           </w:tcPr>
           <w:p>
             <w:pPr>
-              <w:spacing w:before="0" w:after="0"/>
+              <w:spacing w:before="0" w:after="0" w:line="240" w:lineRule="auto"/>
               <w:jc w:val="both"/>
             </w:pPr>
             <w:r>
@@ -18905,7 +18905,7 @@
           </w:tcPr>
           <w:p>
             <w:pPr>
-              <w:spacing w:before="0" w:after="0"/>
+              <w:spacing w:before="0" w:after="0" w:line="240" w:lineRule="auto"/>
               <w:jc w:val="both"/>
             </w:pPr>
             <w:r>
@@ -18941,7 +18941,7 @@
           </w:tcPr>
           <w:p>
             <w:pPr>
-              <w:spacing w:before="0" w:after="0"/>
+              <w:spacing w:before="0" w:after="0" w:line="240" w:lineRule="auto"/>
               <w:jc w:val="center"/>
             </w:pPr>
             <w:r>
@@ -18972,7 +18972,7 @@
           </w:tcPr>
           <w:p>
             <w:pPr>
-              <w:spacing w:before="0" w:after="0"/>
+              <w:spacing w:before="0" w:after="0" w:line="240" w:lineRule="auto"/>
               <w:jc w:val="center"/>
             </w:pPr>
             <w:r>
@@ -19003,7 +19003,7 @@
           </w:tcPr>
           <w:p>
             <w:pPr>
-              <w:spacing w:before="0" w:after="0"/>
+              <w:spacing w:before="0" w:after="0" w:line="240" w:lineRule="auto"/>
               <w:jc w:val="center"/>
             </w:pPr>
             <w:r>
@@ -19034,7 +19034,7 @@
           </w:tcPr>
           <w:p>
             <w:pPr>
-              <w:spacing w:before="0" w:after="0"/>
+              <w:spacing w:before="0" w:after="0" w:line="240" w:lineRule="auto"/>
               <w:jc w:val="both"/>
             </w:pPr>
             <w:r>
@@ -19065,7 +19065,7 @@
           </w:tcPr>
           <w:p>
             <w:pPr>
-              <w:spacing w:before="0" w:after="0"/>
+              <w:spacing w:before="0" w:after="0" w:line="240" w:lineRule="auto"/>
               <w:jc w:val="both"/>
             </w:pPr>
             <w:r>
@@ -19101,7 +19101,7 @@
           </w:tcPr>
           <w:p>
             <w:pPr>
-              <w:spacing w:before="0" w:after="0"/>
+              <w:spacing w:before="0" w:after="0" w:line="240" w:lineRule="auto"/>
               <w:jc w:val="center"/>
             </w:pPr>
             <w:r>
@@ -19132,7 +19132,7 @@
           </w:tcPr>
           <w:p>
             <w:pPr>
-              <w:spacing w:before="0" w:after="0"/>
+              <w:spacing w:before="0" w:after="0" w:line="240" w:lineRule="auto"/>
               <w:jc w:val="center"/>
             </w:pPr>
             <w:r>
@@ -19163,7 +19163,7 @@
           </w:tcPr>
           <w:p>
             <w:pPr>
-              <w:spacing w:before="0" w:after="0"/>
+              <w:spacing w:before="0" w:after="0" w:line="240" w:lineRule="auto"/>
               <w:jc w:val="center"/>
             </w:pPr>
             <w:r>
@@ -19194,7 +19194,7 @@
           </w:tcPr>
           <w:p>
             <w:pPr>
-              <w:spacing w:before="0" w:after="0"/>
+              <w:spacing w:before="0" w:after="0" w:line="240" w:lineRule="auto"/>
               <w:jc w:val="both"/>
             </w:pPr>
             <w:r>
@@ -19225,7 +19225,7 @@
           </w:tcPr>
           <w:p>
             <w:pPr>
-              <w:spacing w:before="0" w:after="0"/>
+              <w:spacing w:before="0" w:after="0" w:line="240" w:lineRule="auto"/>
               <w:jc w:val="both"/>
             </w:pPr>
             <w:r>
@@ -19261,7 +19261,7 @@
           </w:tcPr>
           <w:p>
             <w:pPr>
-              <w:spacing w:before="0" w:after="0"/>
+              <w:spacing w:before="0" w:after="0" w:line="240" w:lineRule="auto"/>
               <w:jc w:val="center"/>
             </w:pPr>
             <w:r>
@@ -19292,7 +19292,7 @@
           </w:tcPr>
           <w:p>
             <w:pPr>
-              <w:spacing w:before="0" w:after="0"/>
+              <w:spacing w:before="0" w:after="0" w:line="240" w:lineRule="auto"/>
               <w:jc w:val="center"/>
             </w:pPr>
             <w:r>
@@ -19323,7 +19323,7 @@
           </w:tcPr>
           <w:p>
             <w:pPr>
-              <w:spacing w:before="0" w:after="0"/>
+              <w:spacing w:before="0" w:after="0" w:line="240" w:lineRule="auto"/>
               <w:jc w:val="both"/>
             </w:pPr>
             <w:r>
@@ -19354,7 +19354,7 @@
           </w:tcPr>
           <w:p>
             <w:pPr>
-              <w:spacing w:before="0" w:after="0"/>
+              <w:spacing w:before="0" w:after="0" w:line="240" w:lineRule="auto"/>
               <w:jc w:val="both"/>
             </w:pPr>
             <w:r>
@@ -19385,7 +19385,7 @@
           </w:tcPr>
           <w:p>
             <w:pPr>
-              <w:spacing w:before="0" w:after="0"/>
+              <w:spacing w:before="0" w:after="0" w:line="240" w:lineRule="auto"/>
               <w:jc w:val="both"/>
             </w:pPr>
             <w:r>
@@ -19421,7 +19421,7 @@
           </w:tcPr>
           <w:p>
             <w:pPr>
-              <w:spacing w:before="0" w:after="0"/>
+              <w:spacing w:before="0" w:after="0" w:line="240" w:lineRule="auto"/>
               <w:jc w:val="center"/>
             </w:pPr>
             <w:r>
@@ -19452,7 +19452,7 @@
           </w:tcPr>
           <w:p>
             <w:pPr>
-              <w:spacing w:before="0" w:after="0"/>
+              <w:spacing w:before="0" w:after="0" w:line="240" w:lineRule="auto"/>
               <w:jc w:val="center"/>
             </w:pPr>
             <w:r>
@@ -19483,7 +19483,7 @@
           </w:tcPr>
           <w:p>
             <w:pPr>
-              <w:spacing w:before="0" w:after="0"/>
+              <w:spacing w:before="0" w:after="0" w:line="240" w:lineRule="auto"/>
               <w:jc w:val="center"/>
             </w:pPr>
             <w:r>
@@ -19514,7 +19514,7 @@
           </w:tcPr>
           <w:p>
             <w:pPr>
-              <w:spacing w:before="0" w:after="0"/>
+              <w:spacing w:before="0" w:after="0" w:line="240" w:lineRule="auto"/>
               <w:jc w:val="both"/>
             </w:pPr>
             <w:r>
@@ -19545,7 +19545,7 @@
           </w:tcPr>
           <w:p>
             <w:pPr>
-              <w:spacing w:before="0" w:after="0"/>
+              <w:spacing w:before="0" w:after="0" w:line="240" w:lineRule="auto"/>
               <w:jc w:val="both"/>
             </w:pPr>
             <w:r>
@@ -19567,20 +19567,20 @@
       <w:pPr>
         <w:pStyle w:val="Endure-Subhead"/>
         <w:keepNext/>
-        <w:spacing w:before="240" w:after="60"/>
+        <w:spacing w:before="240" w:after="60" w:line="240" w:lineRule="auto"/>
         <w:outlineLvl w:val="1"/>
       </w:pPr>
       <w:r>
         <w:rPr>
           <w:sz w:val="24"/>
         </w:rPr>
-        <w:t>15.7.5 Script de Variables de Entorno LLM (`llm-env.sh`)</w:t>
+        <w:t>17.7.5 Script de Variables de Entorno LLM (`llm-env.sh`)</w:t>
       </w:r>
     </w:p>
     <w:p>
       <w:pPr>
         <w:pStyle w:val="Endure-FirstParagraphBodyText"/>
-        <w:spacing w:before="100" w:after="100"/>
+        <w:spacing w:before="100" w:after="100" w:line="240" w:lineRule="auto"/>
       </w:pPr>
       <w:r>
         <w:rPr>
@@ -20331,7 +20331,7 @@
     <w:p>
       <w:pPr>
         <w:pStyle w:val="Endure-ChapterBodyText"/>
-        <w:spacing w:before="100" w:after="100"/>
+        <w:spacing w:before="100" w:after="100" w:line="240" w:lineRule="auto"/>
       </w:pPr>
       <w:r>
         <w:rPr>
@@ -20659,7 +20659,7 @@
     <w:p>
       <w:pPr>
         <w:pStyle w:val="Endure-ChapterBodyText"/>
-        <w:spacing w:before="100" w:after="100"/>
+        <w:spacing w:before="100" w:after="100" w:line="240" w:lineRule="auto"/>
       </w:pPr>
       <w:r>
         <w:rPr>
@@ -20775,20 +20775,20 @@
       <w:pPr>
         <w:pStyle w:val="Endure-Subhead"/>
         <w:keepNext/>
-        <w:spacing w:before="240" w:after="60"/>
+        <w:spacing w:before="240" w:after="60" w:line="240" w:lineRule="auto"/>
         <w:outlineLvl w:val="1"/>
       </w:pPr>
       <w:r>
         <w:rPr>
           <w:sz w:val="24"/>
         </w:rPr>
-        <w:t>15.8 Lanzamiento bajo Demanda — Aliases para los Motores de Inferencia</w:t>
+        <w:t>17.8 Lanzamiento bajo Demanda — Aliases para los Motores de Inferencia</w:t>
       </w:r>
     </w:p>
     <w:p>
       <w:pPr>
         <w:pStyle w:val="Endure-FirstParagraphBodyText"/>
-        <w:spacing w:before="100" w:after="100"/>
+        <w:spacing w:before="100" w:after="100" w:line="240" w:lineRule="auto"/>
       </w:pPr>
       <w:r>
         <w:rPr>
@@ -20813,7 +20813,7 @@
     <w:p>
       <w:pPr>
         <w:pStyle w:val="Endure-ChapterBodyText"/>
-        <w:spacing w:before="100" w:after="100"/>
+        <w:spacing w:before="100" w:after="100" w:line="240" w:lineRule="auto"/>
       </w:pPr>
       <w:r>
         <w:rPr>
@@ -20891,14 +20891,14 @@
       <w:pPr>
         <w:pStyle w:val="Endure-Subhead"/>
         <w:keepNext/>
-        <w:spacing w:before="160" w:after="60"/>
+        <w:spacing w:before="160" w:after="60" w:line="240" w:lineRule="auto"/>
         <w:outlineLvl w:val="2"/>
       </w:pPr>
       <w:r>
         <w:rPr>
           <w:sz w:val="22"/>
         </w:rPr>
-        <w:t>15.8.1 Alias de Lanzamiento bajo Demanda</w:t>
+        <w:t>17.8.1 Alias de Lanzamiento bajo Demanda</w:t>
       </w:r>
     </w:p>
     <w:tbl>
@@ -23416,20 +23416,20 @@
       <w:pPr>
         <w:pStyle w:val="Endure-Subhead"/>
         <w:keepNext/>
-        <w:spacing w:before="160" w:after="60"/>
+        <w:spacing w:before="160" w:after="60" w:line="240" w:lineRule="auto"/>
         <w:outlineLvl w:val="2"/>
       </w:pPr>
       <w:r>
         <w:rPr>
           <w:sz w:val="22"/>
         </w:rPr>
-        <w:t>15.8.2 Flujo Típico de Trabajo</w:t>
+        <w:t>17.8.2 Flujo Típico de Trabajo</w:t>
       </w:r>
     </w:p>
     <w:p>
       <w:pPr>
         <w:pStyle w:val="Endure-FirstParagraphBodyText"/>
-        <w:spacing w:before="100" w:after="100"/>
+        <w:spacing w:before="100" w:after="100" w:line="240" w:lineRule="auto"/>
       </w:pPr>
       <w:r>
         <w:rPr>
@@ -23772,7 +23772,7 @@
     <w:p>
       <w:pPr>
         <w:pStyle w:val="Endure-ChapterBodyText"/>
-        <w:spacing w:before="100" w:after="100"/>
+        <w:spacing w:before="100" w:after="100" w:line="240" w:lineRule="auto"/>
       </w:pPr>
       <w:r>
         <w:rPr>
@@ -24118,20 +24118,20 @@
       <w:pPr>
         <w:pStyle w:val="Endure-Subhead"/>
         <w:keepNext/>
-        <w:spacing w:before="240" w:after="60"/>
+        <w:spacing w:before="240" w:after="60" w:line="240" w:lineRule="auto"/>
         <w:outlineLvl w:val="1"/>
       </w:pPr>
       <w:r>
         <w:rPr>
           <w:sz w:val="24"/>
         </w:rPr>
-        <w:t>15.9 Verificación Final del Sistema en Producción</w:t>
+        <w:t>17.9 Verificación Final del Sistema en Producción</w:t>
       </w:r>
     </w:p>
     <w:p>
       <w:pPr>
         <w:pStyle w:val="Endure-FirstParagraphBodyText"/>
-        <w:spacing w:before="100" w:after="100"/>
+        <w:spacing w:before="100" w:after="100" w:line="240" w:lineRule="auto"/>
       </w:pPr>
       <w:r>
         <w:rPr>
@@ -24976,7 +24976,7 @@
       <w:pPr>
         <w:pStyle w:val="Endure-Subhead"/>
         <w:keepNext/>
-        <w:spacing w:before="240" w:after="60"/>
+        <w:spacing w:before="240" w:after="60" w:line="240" w:lineRule="auto"/>
         <w:outlineLvl w:val="1"/>
       </w:pPr>
       <w:r>
@@ -24989,7 +24989,7 @@
     <w:p>
       <w:pPr>
         <w:pStyle w:val="Endure-FirstParagraphBodyText"/>
-        <w:spacing w:before="100" w:after="100"/>
+        <w:spacing w:before="100" w:after="100" w:line="240" w:lineRule="auto"/>
       </w:pPr>
       <w:r>
         <w:rPr>
@@ -25001,7 +25001,7 @@
     <w:p>
       <w:pPr>
         <w:pStyle w:val="Endure-ChapterBodyText"/>
-        <w:spacing w:before="40" w:after="40"/>
+        <w:spacing w:before="40" w:after="40" w:line="240" w:lineRule="auto"/>
         <w:ind w:left="360" w:hanging="216"/>
       </w:pPr>
       <w:r>
@@ -25040,7 +25040,7 @@
     <w:p>
       <w:pPr>
         <w:pStyle w:val="Endure-ChapterBodyText"/>
-        <w:spacing w:before="40" w:after="40"/>
+        <w:spacing w:before="40" w:after="40" w:line="240" w:lineRule="auto"/>
         <w:ind w:left="360" w:hanging="216"/>
       </w:pPr>
       <w:r>
@@ -25066,7 +25066,7 @@
     <w:p>
       <w:pPr>
         <w:pStyle w:val="Endure-ChapterBodyText"/>
-        <w:spacing w:before="40" w:after="40"/>
+        <w:spacing w:before="40" w:after="40" w:line="240" w:lineRule="auto"/>
         <w:ind w:left="360" w:hanging="216"/>
       </w:pPr>
       <w:r>
@@ -25092,7 +25092,7 @@
     <w:p>
       <w:pPr>
         <w:pStyle w:val="Endure-ChapterBodyText"/>
-        <w:spacing w:before="40" w:after="40"/>
+        <w:spacing w:before="40" w:after="40" w:line="240" w:lineRule="auto"/>
         <w:ind w:left="360" w:hanging="216"/>
       </w:pPr>
       <w:r>
@@ -25183,7 +25183,7 @@
     <w:p>
       <w:pPr>
         <w:pStyle w:val="Endure-ChapterBodyText"/>
-        <w:spacing w:before="40" w:after="40"/>
+        <w:spacing w:before="40" w:after="40" w:line="240" w:lineRule="auto"/>
         <w:ind w:left="360" w:hanging="216"/>
       </w:pPr>
       <w:r>
@@ -25213,6 +25213,11 @@
     </w:p>
     <w:sectPr>
       <w:footerReference w:type="first" r:id="rId43"/>
+      <w:headerReference w:type="default" r:id="rId46"/>
+      <w:footerReference w:type="default" r:id="rId47"/>
+      <w:headerReference w:type="even" r:id="rId48"/>
+      <w:footerReference w:type="even" r:id="rId49"/>
+      <w:headerReference w:type="first" r:id="rId50"/>
       <w:type w:val="nextColumn"/>
       <w:pgSz w:w="10080" w:h="14400"/>
       <w:pgMar w:top="794" w:right="851" w:bottom="794" w:left="1077" w:header="454" w:footer="454" w:gutter="0"/>
@@ -26457,6 +26462,26 @@
 </w:ftr>
 </file>
 
+<file path=word/footer34.xml><?xml version="1.0" encoding="utf-8"?>
+<w:ftr xmlns:m="http://schemas.openxmlformats.org/officeDocument/2006/math" xmlns:mc="http://schemas.openxmlformats.org/markup-compatibility/2006" xmlns:mo="http://schemas.microsoft.com/office/mac/office/2008/main" xmlns:mv="urn:schemas-microsoft-com:mac:vml" xmlns:o="urn:schemas-microsoft-com:office:office" xmlns:r="http://schemas.openxmlformats.org/officeDocument/2006/relationships" xmlns:v="urn:schemas-microsoft-com:vml" xmlns:w10="urn:schemas-microsoft-com:office:word" xmlns:w14="http://schemas.microsoft.com/office/word/2010/wordml" xmlns:w="http://schemas.openxmlformats.org/wordprocessingml/2006/main" xmlns:wne="http://schemas.microsoft.com/office/word/2006/wordml" xmlns:wp14="http://schemas.microsoft.com/office/word/2010/wordprocessingDrawing" xmlns:wp="http://schemas.openxmlformats.org/drawingml/2006/wordprocessingDrawing" xmlns:wpc="http://schemas.microsoft.com/office/word/2010/wordprocessingCanvas" xmlns:wpg="http://schemas.microsoft.com/office/word/2010/wordprocessingGroup" xmlns:wpi="http://schemas.microsoft.com/office/word/2010/wordprocessingInk" xmlns:wps="http://schemas.microsoft.com/office/word/2010/wordprocessingShape" mc:Ignorable="w14 wp14">
+  <w:p>
+    <w:pPr>
+      <w:pStyle w:val="Footer"/>
+    </w:pPr>
+  </w:p>
+</w:ftr>
+</file>
+
+<file path=word/footer35.xml><?xml version="1.0" encoding="utf-8"?>
+<w:ftr xmlns:m="http://schemas.openxmlformats.org/officeDocument/2006/math" xmlns:mc="http://schemas.openxmlformats.org/markup-compatibility/2006" xmlns:mo="http://schemas.microsoft.com/office/mac/office/2008/main" xmlns:mv="urn:schemas-microsoft-com:mac:vml" xmlns:o="urn:schemas-microsoft-com:office:office" xmlns:r="http://schemas.openxmlformats.org/officeDocument/2006/relationships" xmlns:v="urn:schemas-microsoft-com:vml" xmlns:w10="urn:schemas-microsoft-com:office:word" xmlns:w14="http://schemas.microsoft.com/office/word/2010/wordml" xmlns:w="http://schemas.openxmlformats.org/wordprocessingml/2006/main" xmlns:wne="http://schemas.microsoft.com/office/word/2006/wordml" xmlns:wp14="http://schemas.microsoft.com/office/word/2010/wordprocessingDrawing" xmlns:wp="http://schemas.openxmlformats.org/drawingml/2006/wordprocessingDrawing" xmlns:wpc="http://schemas.microsoft.com/office/word/2010/wordprocessingCanvas" xmlns:wpg="http://schemas.microsoft.com/office/word/2010/wordprocessingGroup" xmlns:wpi="http://schemas.microsoft.com/office/word/2010/wordprocessingInk" xmlns:wps="http://schemas.microsoft.com/office/word/2010/wordprocessingShape" mc:Ignorable="w14 wp14">
+  <w:p>
+    <w:pPr>
+      <w:pStyle w:val="Footer"/>
+    </w:pPr>
+  </w:p>
+</w:ftr>
+</file>
+
 <file path=word/footer4.xml><?xml version="1.0" encoding="utf-8"?>
 <w:ftr xmlns:wpc="http://schemas.microsoft.com/office/word/2010/wordprocessingCanvas" xmlns:cx="http://schemas.microsoft.com/office/drawing/2014/chartex" xmlns:cx1="http://schemas.microsoft.com/office/drawing/2015/9/8/chartex" xmlns:cx2="http://schemas.microsoft.com/office/drawing/2015/10/21/chartex" xmlns:cx3="http://schemas.microsoft.com/office/drawing/2016/5/9/chartex" xmlns:cx4="http://schemas.microsoft.com/office/drawing/2016/5/10/chartex" xmlns:cx5="http://schemas.microsoft.com/office/drawing/2016/5/11/chartex" xmlns:cx6="http://schemas.microsoft.com/office/drawing/2016/5/12/chartex" xmlns:cx7="http://schemas.microsoft.com/office/drawing/2016/5/13/chartex" xmlns:cx8="http://schemas.microsoft.com/office/drawing/2016/5/14/chartex" xmlns:mc="http://schemas.openxmlformats.org/markup-compatibility/2006" xmlns:aink="http://schemas.microsoft.com/office/drawing/2016/ink" xmlns:am3d="http://schemas.microsoft.com/office/drawing/2017/model3d" xmlns:o="urn:schemas-microsoft-com:office:office" xmlns:oel="http://schemas.microsoft.com/office/2019/extlst" xmlns:r="http://schemas.openxmlformats.org/officeDocument/2006/relationships" xmlns:m="http://schemas.openxmlformats.org/officeDocument/2006/math" xmlns:v="urn:schemas-microsoft-com:vml" xmlns:wp14="http://schemas.microsoft.com/office/word/2010/wordprocessingDrawing" xmlns:wp="http://schemas.openxmlformats.org/drawingml/2006/wordprocessingDrawing" xmlns:w10="urn:schemas-microsoft-com:office:word" xmlns:w="http://schemas.openxmlformats.org/wordprocessingml/2006/main" xmlns:w14="http://schemas.microsoft.com/office/word/2010/wordml" xmlns:w15="http://schemas.microsoft.com/office/word/2012/wordml" xmlns:w16cex="http://schemas.microsoft.com/office/word/2018/wordml/cex" xmlns:w16cid="http://schemas.microsoft.com/office/word/2016/wordml/cid" xmlns:w16="http://schemas.microsoft.com/office/word/2018/wordml" xmlns:w16du="http://schemas.microsoft.com/office/word/2023/wordml/word16du" xmlns:w16sdtdh="http://schemas.microsoft.com/office/word/2020/wordml/sdtdatahash" xmlns:w16sdtfl="http://schemas.microsoft.com/office/word/2024/wordml/sdtformatlock" xmlns:w16se="http://schemas.microsoft.com/office/word/2015/wordml/symex" xmlns:wpg="http://schemas.microsoft.com/office/word/2010/wordprocessingGroup" xmlns:wpi="http://schemas.microsoft.com/office/word/2010/wordprocessingInk" xmlns:wne="http://schemas.microsoft.com/office/word/2006/wordml" xmlns:wps="http://schemas.microsoft.com/office/word/2010/wordprocessingShape" mc:Ignorable="w14 w15 w16se w16cid w16 w16cex w16sdtdh w16sdtfl w16du wp14">
   <w:p>
@@ -26714,6 +26739,36 @@
     <w:r>
       <w:t>TÍTULO DEL LIBRO</w:t>
     </w:r>
+  </w:p>
+</w:hdr>
+</file>
+
+<file path=word/header3.xml><?xml version="1.0" encoding="utf-8"?>
+<w:hdr xmlns:m="http://schemas.openxmlformats.org/officeDocument/2006/math" xmlns:mc="http://schemas.openxmlformats.org/markup-compatibility/2006" xmlns:mo="http://schemas.microsoft.com/office/mac/office/2008/main" xmlns:mv="urn:schemas-microsoft-com:mac:vml" xmlns:o="urn:schemas-microsoft-com:office:office" xmlns:r="http://schemas.openxmlformats.org/officeDocument/2006/relationships" xmlns:v="urn:schemas-microsoft-com:vml" xmlns:w10="urn:schemas-microsoft-com:office:word" xmlns:w14="http://schemas.microsoft.com/office/word/2010/wordml" xmlns:w="http://schemas.openxmlformats.org/wordprocessingml/2006/main" xmlns:wne="http://schemas.microsoft.com/office/word/2006/wordml" xmlns:wp14="http://schemas.microsoft.com/office/word/2010/wordprocessingDrawing" xmlns:wp="http://schemas.openxmlformats.org/drawingml/2006/wordprocessingDrawing" xmlns:wpc="http://schemas.microsoft.com/office/word/2010/wordprocessingCanvas" xmlns:wpg="http://schemas.microsoft.com/office/word/2010/wordprocessingGroup" xmlns:wpi="http://schemas.microsoft.com/office/word/2010/wordprocessingInk" xmlns:wps="http://schemas.microsoft.com/office/word/2010/wordprocessingShape" mc:Ignorable="w14 wp14">
+  <w:p>
+    <w:pPr>
+      <w:pStyle w:val="Header"/>
+    </w:pPr>
+  </w:p>
+</w:hdr>
+</file>
+
+<file path=word/header4.xml><?xml version="1.0" encoding="utf-8"?>
+<w:hdr xmlns:m="http://schemas.openxmlformats.org/officeDocument/2006/math" xmlns:mc="http://schemas.openxmlformats.org/markup-compatibility/2006" xmlns:mo="http://schemas.microsoft.com/office/mac/office/2008/main" xmlns:mv="urn:schemas-microsoft-com:mac:vml" xmlns:o="urn:schemas-microsoft-com:office:office" xmlns:r="http://schemas.openxmlformats.org/officeDocument/2006/relationships" xmlns:v="urn:schemas-microsoft-com:vml" xmlns:w10="urn:schemas-microsoft-com:office:word" xmlns:w14="http://schemas.microsoft.com/office/word/2010/wordml" xmlns:w="http://schemas.openxmlformats.org/wordprocessingml/2006/main" xmlns:wne="http://schemas.microsoft.com/office/word/2006/wordml" xmlns:wp14="http://schemas.microsoft.com/office/word/2010/wordprocessingDrawing" xmlns:wp="http://schemas.openxmlformats.org/drawingml/2006/wordprocessingDrawing" xmlns:wpc="http://schemas.microsoft.com/office/word/2010/wordprocessingCanvas" xmlns:wpg="http://schemas.microsoft.com/office/word/2010/wordprocessingGroup" xmlns:wpi="http://schemas.microsoft.com/office/word/2010/wordprocessingInk" xmlns:wps="http://schemas.microsoft.com/office/word/2010/wordprocessingShape" mc:Ignorable="w14 wp14">
+  <w:p>
+    <w:pPr>
+      <w:pStyle w:val="Header"/>
+    </w:pPr>
+  </w:p>
+</w:hdr>
+</file>
+
+<file path=word/header5.xml><?xml version="1.0" encoding="utf-8"?>
+<w:hdr xmlns:m="http://schemas.openxmlformats.org/officeDocument/2006/math" xmlns:mc="http://schemas.openxmlformats.org/markup-compatibility/2006" xmlns:mo="http://schemas.microsoft.com/office/mac/office/2008/main" xmlns:mv="urn:schemas-microsoft-com:mac:vml" xmlns:o="urn:schemas-microsoft-com:office:office" xmlns:r="http://schemas.openxmlformats.org/officeDocument/2006/relationships" xmlns:v="urn:schemas-microsoft-com:vml" xmlns:w10="urn:schemas-microsoft-com:office:word" xmlns:w14="http://schemas.microsoft.com/office/word/2010/wordml" xmlns:w="http://schemas.openxmlformats.org/wordprocessingml/2006/main" xmlns:wne="http://schemas.microsoft.com/office/word/2006/wordml" xmlns:wp14="http://schemas.microsoft.com/office/word/2010/wordprocessingDrawing" xmlns:wp="http://schemas.openxmlformats.org/drawingml/2006/wordprocessingDrawing" xmlns:wpc="http://schemas.microsoft.com/office/word/2010/wordprocessingCanvas" xmlns:wpg="http://schemas.microsoft.com/office/word/2010/wordprocessingGroup" xmlns:wpi="http://schemas.microsoft.com/office/word/2010/wordprocessingInk" xmlns:wps="http://schemas.microsoft.com/office/word/2010/wordprocessingShape" mc:Ignorable="w14 wp14">
+  <w:p>
+    <w:pPr>
+      <w:pStyle w:val="Header"/>
+    </w:pPr>
   </w:p>
 </w:hdr>
 </file>
